--- a/docs/government-project/EVAL_MATRIX.docx
+++ b/docs/government-project/EVAL_MATRIX.docx
@@ -147,7 +147,7 @@
                 <w:sz w:val="20"/>
                 <w:rFonts w:eastAsia="맑은 고딕"/>
               </w:rPr>
-              <w:t>(주)본로이 (Bonroi)</w:t>
+              <w:t>본로이 (Bonroi)</w:t>
             </w:r>
           </w:p>
         </w:tc>

--- a/docs/government-project/EVAL_MATRIX.docx
+++ b/docs/government-project/EVAL_MATRIX.docx
@@ -184,7 +184,7 @@
                 <w:sz w:val="20"/>
                 <w:rFonts w:eastAsia="맑은 고딕"/>
               </w:rPr>
-              <w:t>2026년 4월 30일</w:t>
+              <w:t>2026년 8월 19일</w:t>
             </w:r>
           </w:p>
         </w:tc>

--- a/docs/government-project/EVAL_MATRIX.docx
+++ b/docs/government-project/EVAL_MATRIX.docx
@@ -63,7 +63,7 @@
           <w:sz w:val="20"/>
           <w:rFonts w:eastAsia="맑은 고딕"/>
         </w:rPr>
-        <w:t>Evaluation Matrix  |  v1.0  |  2026.04.30</w:t>
+        <w:t>Evaluation Matrix  |  v1.1  |  2026.08.19</w:t>
       </w:r>
     </w:p>
     <w:p/>
@@ -2411,7 +2411,7 @@
           <w:sz w:val="20"/>
           <w:rFonts w:eastAsia="맑은 고딕"/>
         </w:rPr>
-        <w:t>▶ 본 배점 소계 (가산점 제외): 약 80.5점 / 100점 추정</w:t>
+        <w:t>○ 본 배점 소계 (가산점 제외): 약 80.5점 / 100점 추정</w:t>
       </w:r>
     </w:p>
     <w:p/>
@@ -2589,7 +2589,7 @@
                 <w:sz w:val="18"/>
                 <w:rFonts w:eastAsia="맑은 고딕"/>
               </w:rPr>
-              <w:t>🟡 등록 완료 (인증은 별도 확인 필요)</w:t>
+              <w:t>등록 완료 (인증은 별도 확인 필요)</w:t>
             </w:r>
           </w:p>
         </w:tc>
@@ -2661,7 +2661,7 @@
                 <w:sz w:val="18"/>
                 <w:rFonts w:eastAsia="맑은 고딕"/>
               </w:rPr>
-              <w:t>✅ 충족 — 2점 확보</w:t>
+              <w:t>충족 — 2점 확보</w:t>
             </w:r>
           </w:p>
         </w:tc>
@@ -2737,7 +2737,7 @@
                 <w:sz w:val="18"/>
                 <w:rFonts w:eastAsia="맑은 고딕"/>
               </w:rPr>
-              <w:t>❌ 미충족 — 서울 소재 병원만 참여</w:t>
+              <w:t>미충족 — 서울 소재 병원만 참여</w:t>
             </w:r>
           </w:p>
         </w:tc>
@@ -2752,7 +2752,7 @@
           <w:sz w:val="20"/>
           <w:rFonts w:eastAsia="맑은 고딕"/>
         </w:rPr>
-        <w:t>▶ 가산점 추정: 2점 (유치사업자 확정) + 3점 (유치의료기관 인증 여부 확인 필요) = 2~5점</w:t>
+        <w:t>○ 가산점 추정: 2점 (유치사업자 확정) + 3점 (유치의료기관 인증 여부 확인 필요) = 2~5점</w:t>
       </w:r>
     </w:p>
     <w:p>
@@ -3721,7 +3721,7 @@
           <w:sz w:val="20"/>
           <w:rFonts w:eastAsia="맑은 고딕"/>
         </w:rPr>
-        <w:t>▶ 선정 기준 70점 이상 충족 — 추정 82.5~85.5점으로 우선협상 대상 가능 범위</w:t>
+        <w:t>○ 선정 기준 70점 이상 충족 — 추정 82.5~85.5점으로 우선협상 대상 가능 범위</w:t>
       </w:r>
     </w:p>
     <w:p>
@@ -3732,7 +3732,7 @@
           <w:sz w:val="20"/>
           <w:rFonts w:eastAsia="맑은 고딕"/>
         </w:rPr>
-        <w:t>▶ 최대 경쟁 리스크: 유치사업자 수익실현 가능성 점수 편차가 클 수 있음</w:t>
+        <w:t>○ 최대 경쟁 리스크: 유치사업자 수익실현 가능성 점수 편차가 클 수 있음</w:t>
       </w:r>
     </w:p>
     <w:p>

--- a/docs/government-project/EVAL_MATRIX.docx
+++ b/docs/government-project/EVAL_MATRIX.docx
@@ -63,7 +63,7 @@
           <w:sz w:val="20"/>
           <w:rFonts w:eastAsia="맑은 고딕"/>
         </w:rPr>
-        <w:t>Evaluation Matrix  |  v1.0  |  2026.04.30</w:t>
+        <w:t>Evaluation Matrix  |  v1.1  |  2026.08.19</w:t>
       </w:r>
     </w:p>
     <w:p/>
@@ -147,7 +147,7 @@
                 <w:sz w:val="20"/>
                 <w:rFonts w:eastAsia="맑은 고딕"/>
               </w:rPr>
-              <w:t>(주)본로이 (Bonroi)</w:t>
+              <w:t>본로이 (Bonroi)</w:t>
             </w:r>
           </w:p>
         </w:tc>
@@ -184,7 +184,7 @@
                 <w:sz w:val="20"/>
                 <w:rFonts w:eastAsia="맑은 고딕"/>
               </w:rPr>
-              <w:t>2026년 4월 30일</w:t>
+              <w:t>2026년 8월 19일</w:t>
             </w:r>
           </w:p>
         </w:tc>
@@ -2411,7 +2411,7 @@
           <w:sz w:val="20"/>
           <w:rFonts w:eastAsia="맑은 고딕"/>
         </w:rPr>
-        <w:t>▶ 본 배점 소계 (가산점 제외): 약 80.5점 / 100점 추정</w:t>
+        <w:t>○ 본 배점 소계 (가산점 제외): 약 80.5점 / 100점 추정</w:t>
       </w:r>
     </w:p>
     <w:p/>
@@ -2589,7 +2589,7 @@
                 <w:sz w:val="18"/>
                 <w:rFonts w:eastAsia="맑은 고딕"/>
               </w:rPr>
-              <w:t>🟡 등록 완료 (인증은 별도 확인 필요)</w:t>
+              <w:t>등록 완료 (인증은 별도 확인 필요)</w:t>
             </w:r>
           </w:p>
         </w:tc>
@@ -2661,7 +2661,7 @@
                 <w:sz w:val="18"/>
                 <w:rFonts w:eastAsia="맑은 고딕"/>
               </w:rPr>
-              <w:t>✅ 충족 — 2점 확보</w:t>
+              <w:t>충족 — 2점 확보</w:t>
             </w:r>
           </w:p>
         </w:tc>
@@ -2737,7 +2737,7 @@
                 <w:sz w:val="18"/>
                 <w:rFonts w:eastAsia="맑은 고딕"/>
               </w:rPr>
-              <w:t>❌ 미충족 — 서울 소재 병원만 참여</w:t>
+              <w:t>미충족 — 서울 소재 병원만 참여</w:t>
             </w:r>
           </w:p>
         </w:tc>
@@ -2752,7 +2752,7 @@
           <w:sz w:val="20"/>
           <w:rFonts w:eastAsia="맑은 고딕"/>
         </w:rPr>
-        <w:t>▶ 가산점 추정: 2점 (유치사업자 확정) + 3점 (유치의료기관 인증 여부 확인 필요) = 2~5점</w:t>
+        <w:t>○ 가산점 추정: 2점 (유치사업자 확정) + 3점 (유치의료기관 인증 여부 확인 필요) = 2~5점</w:t>
       </w:r>
     </w:p>
     <w:p>
@@ -3721,7 +3721,7 @@
           <w:sz w:val="20"/>
           <w:rFonts w:eastAsia="맑은 고딕"/>
         </w:rPr>
-        <w:t>▶ 선정 기준 70점 이상 충족 — 추정 82.5~85.5점으로 우선협상 대상 가능 범위</w:t>
+        <w:t>○ 선정 기준 70점 이상 충족 — 추정 82.5~85.5점으로 우선협상 대상 가능 범위</w:t>
       </w:r>
     </w:p>
     <w:p>
@@ -3732,7 +3732,7 @@
           <w:sz w:val="20"/>
           <w:rFonts w:eastAsia="맑은 고딕"/>
         </w:rPr>
-        <w:t>▶ 최대 경쟁 리스크: 유치사업자 수익실현 가능성 점수 편차가 클 수 있음</w:t>
+        <w:t>○ 최대 경쟁 리스크: 유치사업자 수익실현 가능성 점수 편차가 클 수 있음</w:t>
       </w:r>
     </w:p>
     <w:p>

--- a/docs/government-project/EVAL_MATRIX.docx
+++ b/docs/government-project/EVAL_MATRIX.docx
@@ -314,6 +314,9 @@
         <w:gridCol w:w="2269"/>
       </w:tblGrid>
       <w:tr>
+        <w:trPr>
+          <w:tblHeader w:val="true"/>
+        </w:trPr>
         <w:tc>
           <w:tcPr>
             <w:tcW w:type="dxa" w:w="2269"/>
@@ -2787,6 +2790,9 @@
         <w:gridCol w:w="3025"/>
       </w:tblGrid>
       <w:tr>
+        <w:trPr>
+          <w:tblHeader w:val="true"/>
+        </w:trPr>
         <w:tc>
           <w:tcPr>
             <w:tcW w:type="dxa" w:w="3025"/>
@@ -4716,6 +4722,12 @@
       </w:tr>
     </w:tbl>
     <w:sectPr>
+      <w:headerReference w:type="default" r:id="rId9"/>
+      <w:footerReference w:type="default" r:id="rId10"/>
+      <w:headerReference w:type="first" r:id="rId11"/>
+      <w:footerReference w:type="first" r:id="rId12"/>
+      <w:headerReference w:type="even" r:id="rId13"/>
+      <w:footerReference w:type="even" r:id="rId14"/>
       <w:pgSz w:w="11909" w:h="16834"/>
       <w:pgMar w:top="1417" w:right="1417" w:bottom="1417" w:left="1417" w:header="720" w:footer="720" w:gutter="0"/>
       <w:cols w:space="720"/>
@@ -4723,6 +4735,147 @@
     </w:sectPr>
   </w:body>
 </w:document>
+</file>
+
+<file path=word/footer1.xml><?xml version="1.0" encoding="utf-8"?>
+<w:ftr xmlns:m="http://schemas.openxmlformats.org/officeDocument/2006/math" xmlns:mc="http://schemas.openxmlformats.org/markup-compatibility/2006" xmlns:mo="http://schemas.microsoft.com/office/mac/office/2008/main" xmlns:mv="urn:schemas-microsoft-com:mac:vml" xmlns:o="urn:schemas-microsoft-com:office:office" xmlns:r="http://schemas.openxmlformats.org/officeDocument/2006/relationships" xmlns:v="urn:schemas-microsoft-com:vml" xmlns:w10="urn:schemas-microsoft-com:office:word" xmlns:w14="http://schemas.microsoft.com/office/word/2010/wordml" xmlns:w="http://schemas.openxmlformats.org/wordprocessingml/2006/main" xmlns:wne="http://schemas.microsoft.com/office/word/2006/wordml" xmlns:wp14="http://schemas.microsoft.com/office/word/2010/wordprocessingDrawing" xmlns:wp="http://schemas.openxmlformats.org/drawingml/2006/wordprocessingDrawing" xmlns:wpc="http://schemas.microsoft.com/office/word/2010/wordprocessingCanvas" xmlns:wpg="http://schemas.microsoft.com/office/word/2010/wordprocessingGroup" xmlns:wpi="http://schemas.microsoft.com/office/word/2010/wordprocessingInk" xmlns:wps="http://schemas.microsoft.com/office/word/2010/wordprocessingShape" mc:Ignorable="w14 wp14">
+  <w:p>
+    <w:pPr>
+      <w:pStyle w:val="Footer"/>
+      <w:jc w:val="center"/>
+    </w:pPr>
+    <w:r>
+      <w:rPr>
+        <w:rFonts w:ascii="맑은 고딕" w:hAnsi="맑은 고딕"/>
+        <w:b w:val="0"/>
+        <w:color w:val="787878"/>
+        <w:sz w:val="16"/>
+        <w:rFonts w:eastAsia="맑은 고딕"/>
+      </w:rPr>
+      <w:t xml:space="preserve">본로이  |  기밀문서, 무단 배포 금지     </w:t>
+    </w:r>
+    <w:r>
+      <w:rPr>
+        <w:rFonts w:ascii="맑은 고딕" w:hAnsi="맑은 고딕"/>
+        <w:b w:val="0"/>
+        <w:color w:val="787878"/>
+        <w:sz w:val="16"/>
+        <w:rFonts w:eastAsia="맑은 고딕"/>
+      </w:rPr>
+      <w:fldChar w:fldCharType="begin"/>
+    </w:r>
+    <w:r>
+      <w:rPr>
+        <w:rFonts w:ascii="맑은 고딕" w:hAnsi="맑은 고딕"/>
+        <w:b w:val="0"/>
+        <w:color w:val="787878"/>
+        <w:sz w:val="16"/>
+        <w:rFonts w:eastAsia="맑은 고딕"/>
+      </w:rPr>
+      <w:instrText xml:space="preserve"> PAGE </w:instrText>
+    </w:r>
+    <w:r>
+      <w:rPr>
+        <w:rFonts w:ascii="맑은 고딕" w:hAnsi="맑은 고딕"/>
+        <w:b w:val="0"/>
+        <w:color w:val="787878"/>
+        <w:sz w:val="16"/>
+        <w:rFonts w:eastAsia="맑은 고딕"/>
+      </w:rPr>
+      <w:fldChar w:fldCharType="end"/>
+    </w:r>
+    <w:r>
+      <w:rPr>
+        <w:rFonts w:ascii="맑은 고딕" w:hAnsi="맑은 고딕"/>
+        <w:b w:val="0"/>
+        <w:color w:val="787878"/>
+        <w:sz w:val="16"/>
+        <w:rFonts w:eastAsia="맑은 고딕"/>
+      </w:rPr>
+      <w:t xml:space="preserve"> / </w:t>
+    </w:r>
+    <w:r>
+      <w:rPr>
+        <w:rFonts w:ascii="맑은 고딕" w:hAnsi="맑은 고딕"/>
+        <w:b w:val="0"/>
+        <w:color w:val="787878"/>
+        <w:sz w:val="16"/>
+        <w:rFonts w:eastAsia="맑은 고딕"/>
+      </w:rPr>
+      <w:fldChar w:fldCharType="begin"/>
+    </w:r>
+    <w:r>
+      <w:rPr>
+        <w:rFonts w:ascii="맑은 고딕" w:hAnsi="맑은 고딕"/>
+        <w:b w:val="0"/>
+        <w:color w:val="787878"/>
+        <w:sz w:val="16"/>
+        <w:rFonts w:eastAsia="맑은 고딕"/>
+      </w:rPr>
+      <w:instrText xml:space="preserve"> NUMPAGES </w:instrText>
+    </w:r>
+    <w:r>
+      <w:rPr>
+        <w:rFonts w:ascii="맑은 고딕" w:hAnsi="맑은 고딕"/>
+        <w:b w:val="0"/>
+        <w:color w:val="787878"/>
+        <w:sz w:val="16"/>
+        <w:rFonts w:eastAsia="맑은 고딕"/>
+      </w:rPr>
+      <w:fldChar w:fldCharType="end"/>
+    </w:r>
+  </w:p>
+</w:ftr>
+</file>
+
+<file path=word/footer2.xml><?xml version="1.0" encoding="utf-8"?>
+<w:ftr xmlns:m="http://schemas.openxmlformats.org/officeDocument/2006/math" xmlns:mc="http://schemas.openxmlformats.org/markup-compatibility/2006" xmlns:mo="http://schemas.microsoft.com/office/mac/office/2008/main" xmlns:mv="urn:schemas-microsoft-com:mac:vml" xmlns:o="urn:schemas-microsoft-com:office:office" xmlns:r="http://schemas.openxmlformats.org/officeDocument/2006/relationships" xmlns:v="urn:schemas-microsoft-com:vml" xmlns:w10="urn:schemas-microsoft-com:office:word" xmlns:w14="http://schemas.microsoft.com/office/word/2010/wordml" xmlns:w="http://schemas.openxmlformats.org/wordprocessingml/2006/main" xmlns:wne="http://schemas.microsoft.com/office/word/2006/wordml" xmlns:wp14="http://schemas.microsoft.com/office/word/2010/wordprocessingDrawing" xmlns:wp="http://schemas.openxmlformats.org/drawingml/2006/wordprocessingDrawing" xmlns:wpc="http://schemas.microsoft.com/office/word/2010/wordprocessingCanvas" xmlns:wpg="http://schemas.microsoft.com/office/word/2010/wordprocessingGroup" xmlns:wpi="http://schemas.microsoft.com/office/word/2010/wordprocessingInk" xmlns:wps="http://schemas.microsoft.com/office/word/2010/wordprocessingShape" mc:Ignorable="w14 wp14">
+  <w:p>
+    <w:pPr>
+      <w:pStyle w:val="Footer"/>
+    </w:pPr>
+  </w:p>
+</w:ftr>
+</file>
+
+<file path=word/footer3.xml><?xml version="1.0" encoding="utf-8"?>
+<w:ftr xmlns:m="http://schemas.openxmlformats.org/officeDocument/2006/math" xmlns:mc="http://schemas.openxmlformats.org/markup-compatibility/2006" xmlns:mo="http://schemas.microsoft.com/office/mac/office/2008/main" xmlns:mv="urn:schemas-microsoft-com:mac:vml" xmlns:o="urn:schemas-microsoft-com:office:office" xmlns:r="http://schemas.openxmlformats.org/officeDocument/2006/relationships" xmlns:v="urn:schemas-microsoft-com:vml" xmlns:w10="urn:schemas-microsoft-com:office:word" xmlns:w14="http://schemas.microsoft.com/office/word/2010/wordml" xmlns:w="http://schemas.openxmlformats.org/wordprocessingml/2006/main" xmlns:wne="http://schemas.microsoft.com/office/word/2006/wordml" xmlns:wp14="http://schemas.microsoft.com/office/word/2010/wordprocessingDrawing" xmlns:wp="http://schemas.openxmlformats.org/drawingml/2006/wordprocessingDrawing" xmlns:wpc="http://schemas.microsoft.com/office/word/2010/wordprocessingCanvas" xmlns:wpg="http://schemas.microsoft.com/office/word/2010/wordprocessingGroup" xmlns:wpi="http://schemas.microsoft.com/office/word/2010/wordprocessingInk" xmlns:wps="http://schemas.microsoft.com/office/word/2010/wordprocessingShape" mc:Ignorable="w14 wp14">
+  <w:p>
+    <w:pPr>
+      <w:pStyle w:val="Footer"/>
+    </w:pPr>
+  </w:p>
+</w:ftr>
+</file>
+
+<file path=word/header1.xml><?xml version="1.0" encoding="utf-8"?>
+<w:hdr xmlns:m="http://schemas.openxmlformats.org/officeDocument/2006/math" xmlns:mc="http://schemas.openxmlformats.org/markup-compatibility/2006" xmlns:mo="http://schemas.microsoft.com/office/mac/office/2008/main" xmlns:mv="urn:schemas-microsoft-com:mac:vml" xmlns:o="urn:schemas-microsoft-com:office:office" xmlns:r="http://schemas.openxmlformats.org/officeDocument/2006/relationships" xmlns:v="urn:schemas-microsoft-com:vml" xmlns:w10="urn:schemas-microsoft-com:office:word" xmlns:w14="http://schemas.microsoft.com/office/word/2010/wordml" xmlns:w="http://schemas.openxmlformats.org/wordprocessingml/2006/main" xmlns:wne="http://schemas.microsoft.com/office/word/2006/wordml" xmlns:wp14="http://schemas.microsoft.com/office/word/2010/wordprocessingDrawing" xmlns:wp="http://schemas.openxmlformats.org/drawingml/2006/wordprocessingDrawing" xmlns:wpc="http://schemas.microsoft.com/office/word/2010/wordprocessingCanvas" xmlns:wpg="http://schemas.microsoft.com/office/word/2010/wordprocessingGroup" xmlns:wpi="http://schemas.microsoft.com/office/word/2010/wordprocessingInk" xmlns:wps="http://schemas.microsoft.com/office/word/2010/wordprocessingShape" mc:Ignorable="w14 wp14">
+  <w:p>
+    <w:pPr>
+      <w:pStyle w:val="Header"/>
+    </w:pPr>
+  </w:p>
+</w:hdr>
+</file>
+
+<file path=word/header2.xml><?xml version="1.0" encoding="utf-8"?>
+<w:hdr xmlns:m="http://schemas.openxmlformats.org/officeDocument/2006/math" xmlns:mc="http://schemas.openxmlformats.org/markup-compatibility/2006" xmlns:mo="http://schemas.microsoft.com/office/mac/office/2008/main" xmlns:mv="urn:schemas-microsoft-com:mac:vml" xmlns:o="urn:schemas-microsoft-com:office:office" xmlns:r="http://schemas.openxmlformats.org/officeDocument/2006/relationships" xmlns:v="urn:schemas-microsoft-com:vml" xmlns:w10="urn:schemas-microsoft-com:office:word" xmlns:w14="http://schemas.microsoft.com/office/word/2010/wordml" xmlns:w="http://schemas.openxmlformats.org/wordprocessingml/2006/main" xmlns:wne="http://schemas.microsoft.com/office/word/2006/wordml" xmlns:wp14="http://schemas.microsoft.com/office/word/2010/wordprocessingDrawing" xmlns:wp="http://schemas.openxmlformats.org/drawingml/2006/wordprocessingDrawing" xmlns:wpc="http://schemas.microsoft.com/office/word/2010/wordprocessingCanvas" xmlns:wpg="http://schemas.microsoft.com/office/word/2010/wordprocessingGroup" xmlns:wpi="http://schemas.microsoft.com/office/word/2010/wordprocessingInk" xmlns:wps="http://schemas.microsoft.com/office/word/2010/wordprocessingShape" mc:Ignorable="w14 wp14">
+  <w:p>
+    <w:pPr>
+      <w:pStyle w:val="Header"/>
+    </w:pPr>
+  </w:p>
+</w:hdr>
+</file>
+
+<file path=word/header3.xml><?xml version="1.0" encoding="utf-8"?>
+<w:hdr xmlns:m="http://schemas.openxmlformats.org/officeDocument/2006/math" xmlns:mc="http://schemas.openxmlformats.org/markup-compatibility/2006" xmlns:mo="http://schemas.microsoft.com/office/mac/office/2008/main" xmlns:mv="urn:schemas-microsoft-com:mac:vml" xmlns:o="urn:schemas-microsoft-com:office:office" xmlns:r="http://schemas.openxmlformats.org/officeDocument/2006/relationships" xmlns:v="urn:schemas-microsoft-com:vml" xmlns:w10="urn:schemas-microsoft-com:office:word" xmlns:w14="http://schemas.microsoft.com/office/word/2010/wordml" xmlns:w="http://schemas.openxmlformats.org/wordprocessingml/2006/main" xmlns:wne="http://schemas.microsoft.com/office/word/2006/wordml" xmlns:wp14="http://schemas.microsoft.com/office/word/2010/wordprocessingDrawing" xmlns:wp="http://schemas.openxmlformats.org/drawingml/2006/wordprocessingDrawing" xmlns:wpc="http://schemas.microsoft.com/office/word/2010/wordprocessingCanvas" xmlns:wpg="http://schemas.microsoft.com/office/word/2010/wordprocessingGroup" xmlns:wpi="http://schemas.microsoft.com/office/word/2010/wordprocessingInk" xmlns:wps="http://schemas.microsoft.com/office/word/2010/wordprocessingShape" mc:Ignorable="w14 wp14">
+  <w:p>
+    <w:pPr>
+      <w:pStyle w:val="Header"/>
+    </w:pPr>
+  </w:p>
+</w:hdr>
 </file>
 
 <file path=word/numbering.xml><?xml version="1.0" encoding="utf-8"?>

--- a/docs/government-project/EVAL_MATRIX.docx
+++ b/docs/government-project/EVAL_MATRIX.docx
@@ -2575,7 +2575,7 @@
               <w:br/>
               <w:t>신촌면력한방병원 외국인환자 유치의료기관 등록 완료</w:t>
               <w:br/>
-              <w:t>(평가인증과 등록은 구분 — 인증은 별도 절차)</w:t>
+              <w:t>(평가인증과 등록은 구분: 인증은 별도 절차)</w:t>
             </w:r>
           </w:p>
         </w:tc>
@@ -2645,7 +2645,7 @@
                 <w:sz w:val="18"/>
                 <w:rFonts w:eastAsia="맑은 고딕"/>
               </w:rPr>
-              <w:t>본로이 — 외국인환자 유치사업자 등록 완료 (주관기관)</w:t>
+              <w:t>본로이: 외국인환자 유치사업자 등록 완료 (주관기관)</w:t>
               <w:br/>
               <w:t>(사업계획서 p.4, 사업계획서 붙임 등록증 첨부)</w:t>
             </w:r>
@@ -2664,7 +2664,7 @@
                 <w:sz w:val="18"/>
                 <w:rFonts w:eastAsia="맑은 고딕"/>
               </w:rPr>
-              <w:t>충족 — 2점 확보</w:t>
+              <w:t>충족: 2점 확보</w:t>
             </w:r>
           </w:p>
         </w:tc>
@@ -2740,7 +2740,7 @@
                 <w:sz w:val="18"/>
                 <w:rFonts w:eastAsia="맑은 고딕"/>
               </w:rPr>
-              <w:t>미충족 — 서울 소재 병원만 참여</w:t>
+              <w:t>미충족: 서울 소재 병원만 참여</w:t>
             </w:r>
           </w:p>
         </w:tc>
@@ -3727,7 +3727,7 @@
           <w:sz w:val="20"/>
           <w:rFonts w:eastAsia="맑은 고딕"/>
         </w:rPr>
-        <w:t>○ 선정 기준 70점 이상 충족 — 추정 82.5~85.5점으로 우선협상 대상 가능 범위</w:t>
+        <w:t>○ 선정 기준 70점 이상 충족: 추정 82.5~85.5점으로 우선협상 대상 가능 범위</w:t>
       </w:r>
     </w:p>
     <w:p>
@@ -4423,7 +4423,7 @@
               </w:rPr>
               <w:t>면력한방병원·신촌면력한방병원의 "외국인환자 유치의료기관 평가인증" 취득 여부 실제 확인</w:t>
               <w:br/>
-              <w:t>(등록과 인증은 별개 — 인증은 KHIDI 평가 필요)</w:t>
+              <w:t>(등록과 인증은 별개: 인증은 KHIDI 평가 필요)</w:t>
             </w:r>
           </w:p>
         </w:tc>

--- a/docs/government-project/EVAL_MATRIX.docx
+++ b/docs/government-project/EVAL_MATRIX.docx
@@ -314,6 +314,9 @@
         <w:gridCol w:w="2269"/>
       </w:tblGrid>
       <w:tr>
+        <w:trPr>
+          <w:tblHeader w:val="true"/>
+        </w:trPr>
         <w:tc>
           <w:tcPr>
             <w:tcW w:type="dxa" w:w="2269"/>
@@ -2572,7 +2575,7 @@
               <w:br/>
               <w:t>신촌면력한방병원 외국인환자 유치의료기관 등록 완료</w:t>
               <w:br/>
-              <w:t>(평가인증과 등록은 구분 — 인증은 별도 절차)</w:t>
+              <w:t>(평가인증과 등록은 구분: 인증은 별도 절차)</w:t>
             </w:r>
           </w:p>
         </w:tc>
@@ -2642,7 +2645,7 @@
                 <w:sz w:val="18"/>
                 <w:rFonts w:eastAsia="맑은 고딕"/>
               </w:rPr>
-              <w:t>본로이 — 외국인환자 유치사업자 등록 완료 (주관기관)</w:t>
+              <w:t>본로이: 외국인환자 유치사업자 등록 완료 (주관기관)</w:t>
               <w:br/>
               <w:t>(사업계획서 p.4, 사업계획서 붙임 등록증 첨부)</w:t>
             </w:r>
@@ -2661,7 +2664,7 @@
                 <w:sz w:val="18"/>
                 <w:rFonts w:eastAsia="맑은 고딕"/>
               </w:rPr>
-              <w:t>충족 — 2점 확보</w:t>
+              <w:t>충족: 2점 확보</w:t>
             </w:r>
           </w:p>
         </w:tc>
@@ -2737,7 +2740,7 @@
                 <w:sz w:val="18"/>
                 <w:rFonts w:eastAsia="맑은 고딕"/>
               </w:rPr>
-              <w:t>미충족 — 서울 소재 병원만 참여</w:t>
+              <w:t>미충족: 서울 소재 병원만 참여</w:t>
             </w:r>
           </w:p>
         </w:tc>
@@ -2787,6 +2790,9 @@
         <w:gridCol w:w="3025"/>
       </w:tblGrid>
       <w:tr>
+        <w:trPr>
+          <w:tblHeader w:val="true"/>
+        </w:trPr>
         <w:tc>
           <w:tcPr>
             <w:tcW w:type="dxa" w:w="3025"/>
@@ -3721,7 +3727,7 @@
           <w:sz w:val="20"/>
           <w:rFonts w:eastAsia="맑은 고딕"/>
         </w:rPr>
-        <w:t>○ 선정 기준 70점 이상 충족 — 추정 82.5~85.5점으로 우선협상 대상 가능 범위</w:t>
+        <w:t>○ 선정 기준 70점 이상 충족: 추정 82.5~85.5점으로 우선협상 대상 가능 범위</w:t>
       </w:r>
     </w:p>
     <w:p>
@@ -4417,7 +4423,7 @@
               </w:rPr>
               <w:t>면력한방병원·신촌면력한방병원의 "외국인환자 유치의료기관 평가인증" 취득 여부 실제 확인</w:t>
               <w:br/>
-              <w:t>(등록과 인증은 별개 — 인증은 KHIDI 평가 필요)</w:t>
+              <w:t>(등록과 인증은 별개: 인증은 KHIDI 평가 필요)</w:t>
             </w:r>
           </w:p>
         </w:tc>
@@ -4716,6 +4722,12 @@
       </w:tr>
     </w:tbl>
     <w:sectPr>
+      <w:headerReference w:type="default" r:id="rId9"/>
+      <w:footerReference w:type="default" r:id="rId10"/>
+      <w:headerReference w:type="first" r:id="rId11"/>
+      <w:footerReference w:type="first" r:id="rId12"/>
+      <w:headerReference w:type="even" r:id="rId13"/>
+      <w:footerReference w:type="even" r:id="rId14"/>
       <w:pgSz w:w="11909" w:h="16834"/>
       <w:pgMar w:top="1417" w:right="1417" w:bottom="1417" w:left="1417" w:header="720" w:footer="720" w:gutter="0"/>
       <w:cols w:space="720"/>
@@ -4723,6 +4735,147 @@
     </w:sectPr>
   </w:body>
 </w:document>
+</file>
+
+<file path=word/footer1.xml><?xml version="1.0" encoding="utf-8"?>
+<w:ftr xmlns:m="http://schemas.openxmlformats.org/officeDocument/2006/math" xmlns:mc="http://schemas.openxmlformats.org/markup-compatibility/2006" xmlns:mo="http://schemas.microsoft.com/office/mac/office/2008/main" xmlns:mv="urn:schemas-microsoft-com:mac:vml" xmlns:o="urn:schemas-microsoft-com:office:office" xmlns:r="http://schemas.openxmlformats.org/officeDocument/2006/relationships" xmlns:v="urn:schemas-microsoft-com:vml" xmlns:w10="urn:schemas-microsoft-com:office:word" xmlns:w14="http://schemas.microsoft.com/office/word/2010/wordml" xmlns:w="http://schemas.openxmlformats.org/wordprocessingml/2006/main" xmlns:wne="http://schemas.microsoft.com/office/word/2006/wordml" xmlns:wp14="http://schemas.microsoft.com/office/word/2010/wordprocessingDrawing" xmlns:wp="http://schemas.openxmlformats.org/drawingml/2006/wordprocessingDrawing" xmlns:wpc="http://schemas.microsoft.com/office/word/2010/wordprocessingCanvas" xmlns:wpg="http://schemas.microsoft.com/office/word/2010/wordprocessingGroup" xmlns:wpi="http://schemas.microsoft.com/office/word/2010/wordprocessingInk" xmlns:wps="http://schemas.microsoft.com/office/word/2010/wordprocessingShape" mc:Ignorable="w14 wp14">
+  <w:p>
+    <w:pPr>
+      <w:pStyle w:val="Footer"/>
+      <w:jc w:val="center"/>
+    </w:pPr>
+    <w:r>
+      <w:rPr>
+        <w:rFonts w:ascii="맑은 고딕" w:hAnsi="맑은 고딕"/>
+        <w:b w:val="0"/>
+        <w:color w:val="787878"/>
+        <w:sz w:val="16"/>
+        <w:rFonts w:eastAsia="맑은 고딕"/>
+      </w:rPr>
+      <w:t xml:space="preserve">본로이  |  기밀문서, 무단 배포 금지     </w:t>
+    </w:r>
+    <w:r>
+      <w:rPr>
+        <w:rFonts w:ascii="맑은 고딕" w:hAnsi="맑은 고딕"/>
+        <w:b w:val="0"/>
+        <w:color w:val="787878"/>
+        <w:sz w:val="16"/>
+        <w:rFonts w:eastAsia="맑은 고딕"/>
+      </w:rPr>
+      <w:fldChar w:fldCharType="begin"/>
+    </w:r>
+    <w:r>
+      <w:rPr>
+        <w:rFonts w:ascii="맑은 고딕" w:hAnsi="맑은 고딕"/>
+        <w:b w:val="0"/>
+        <w:color w:val="787878"/>
+        <w:sz w:val="16"/>
+        <w:rFonts w:eastAsia="맑은 고딕"/>
+      </w:rPr>
+      <w:instrText xml:space="preserve"> PAGE </w:instrText>
+    </w:r>
+    <w:r>
+      <w:rPr>
+        <w:rFonts w:ascii="맑은 고딕" w:hAnsi="맑은 고딕"/>
+        <w:b w:val="0"/>
+        <w:color w:val="787878"/>
+        <w:sz w:val="16"/>
+        <w:rFonts w:eastAsia="맑은 고딕"/>
+      </w:rPr>
+      <w:fldChar w:fldCharType="end"/>
+    </w:r>
+    <w:r>
+      <w:rPr>
+        <w:rFonts w:ascii="맑은 고딕" w:hAnsi="맑은 고딕"/>
+        <w:b w:val="0"/>
+        <w:color w:val="787878"/>
+        <w:sz w:val="16"/>
+        <w:rFonts w:eastAsia="맑은 고딕"/>
+      </w:rPr>
+      <w:t xml:space="preserve"> / </w:t>
+    </w:r>
+    <w:r>
+      <w:rPr>
+        <w:rFonts w:ascii="맑은 고딕" w:hAnsi="맑은 고딕"/>
+        <w:b w:val="0"/>
+        <w:color w:val="787878"/>
+        <w:sz w:val="16"/>
+        <w:rFonts w:eastAsia="맑은 고딕"/>
+      </w:rPr>
+      <w:fldChar w:fldCharType="begin"/>
+    </w:r>
+    <w:r>
+      <w:rPr>
+        <w:rFonts w:ascii="맑은 고딕" w:hAnsi="맑은 고딕"/>
+        <w:b w:val="0"/>
+        <w:color w:val="787878"/>
+        <w:sz w:val="16"/>
+        <w:rFonts w:eastAsia="맑은 고딕"/>
+      </w:rPr>
+      <w:instrText xml:space="preserve"> NUMPAGES </w:instrText>
+    </w:r>
+    <w:r>
+      <w:rPr>
+        <w:rFonts w:ascii="맑은 고딕" w:hAnsi="맑은 고딕"/>
+        <w:b w:val="0"/>
+        <w:color w:val="787878"/>
+        <w:sz w:val="16"/>
+        <w:rFonts w:eastAsia="맑은 고딕"/>
+      </w:rPr>
+      <w:fldChar w:fldCharType="end"/>
+    </w:r>
+  </w:p>
+</w:ftr>
+</file>
+
+<file path=word/footer2.xml><?xml version="1.0" encoding="utf-8"?>
+<w:ftr xmlns:m="http://schemas.openxmlformats.org/officeDocument/2006/math" xmlns:mc="http://schemas.openxmlformats.org/markup-compatibility/2006" xmlns:mo="http://schemas.microsoft.com/office/mac/office/2008/main" xmlns:mv="urn:schemas-microsoft-com:mac:vml" xmlns:o="urn:schemas-microsoft-com:office:office" xmlns:r="http://schemas.openxmlformats.org/officeDocument/2006/relationships" xmlns:v="urn:schemas-microsoft-com:vml" xmlns:w10="urn:schemas-microsoft-com:office:word" xmlns:w14="http://schemas.microsoft.com/office/word/2010/wordml" xmlns:w="http://schemas.openxmlformats.org/wordprocessingml/2006/main" xmlns:wne="http://schemas.microsoft.com/office/word/2006/wordml" xmlns:wp14="http://schemas.microsoft.com/office/word/2010/wordprocessingDrawing" xmlns:wp="http://schemas.openxmlformats.org/drawingml/2006/wordprocessingDrawing" xmlns:wpc="http://schemas.microsoft.com/office/word/2010/wordprocessingCanvas" xmlns:wpg="http://schemas.microsoft.com/office/word/2010/wordprocessingGroup" xmlns:wpi="http://schemas.microsoft.com/office/word/2010/wordprocessingInk" xmlns:wps="http://schemas.microsoft.com/office/word/2010/wordprocessingShape" mc:Ignorable="w14 wp14">
+  <w:p>
+    <w:pPr>
+      <w:pStyle w:val="Footer"/>
+    </w:pPr>
+  </w:p>
+</w:ftr>
+</file>
+
+<file path=word/footer3.xml><?xml version="1.0" encoding="utf-8"?>
+<w:ftr xmlns:m="http://schemas.openxmlformats.org/officeDocument/2006/math" xmlns:mc="http://schemas.openxmlformats.org/markup-compatibility/2006" xmlns:mo="http://schemas.microsoft.com/office/mac/office/2008/main" xmlns:mv="urn:schemas-microsoft-com:mac:vml" xmlns:o="urn:schemas-microsoft-com:office:office" xmlns:r="http://schemas.openxmlformats.org/officeDocument/2006/relationships" xmlns:v="urn:schemas-microsoft-com:vml" xmlns:w10="urn:schemas-microsoft-com:office:word" xmlns:w14="http://schemas.microsoft.com/office/word/2010/wordml" xmlns:w="http://schemas.openxmlformats.org/wordprocessingml/2006/main" xmlns:wne="http://schemas.microsoft.com/office/word/2006/wordml" xmlns:wp14="http://schemas.microsoft.com/office/word/2010/wordprocessingDrawing" xmlns:wp="http://schemas.openxmlformats.org/drawingml/2006/wordprocessingDrawing" xmlns:wpc="http://schemas.microsoft.com/office/word/2010/wordprocessingCanvas" xmlns:wpg="http://schemas.microsoft.com/office/word/2010/wordprocessingGroup" xmlns:wpi="http://schemas.microsoft.com/office/word/2010/wordprocessingInk" xmlns:wps="http://schemas.microsoft.com/office/word/2010/wordprocessingShape" mc:Ignorable="w14 wp14">
+  <w:p>
+    <w:pPr>
+      <w:pStyle w:val="Footer"/>
+    </w:pPr>
+  </w:p>
+</w:ftr>
+</file>
+
+<file path=word/header1.xml><?xml version="1.0" encoding="utf-8"?>
+<w:hdr xmlns:m="http://schemas.openxmlformats.org/officeDocument/2006/math" xmlns:mc="http://schemas.openxmlformats.org/markup-compatibility/2006" xmlns:mo="http://schemas.microsoft.com/office/mac/office/2008/main" xmlns:mv="urn:schemas-microsoft-com:mac:vml" xmlns:o="urn:schemas-microsoft-com:office:office" xmlns:r="http://schemas.openxmlformats.org/officeDocument/2006/relationships" xmlns:v="urn:schemas-microsoft-com:vml" xmlns:w10="urn:schemas-microsoft-com:office:word" xmlns:w14="http://schemas.microsoft.com/office/word/2010/wordml" xmlns:w="http://schemas.openxmlformats.org/wordprocessingml/2006/main" xmlns:wne="http://schemas.microsoft.com/office/word/2006/wordml" xmlns:wp14="http://schemas.microsoft.com/office/word/2010/wordprocessingDrawing" xmlns:wp="http://schemas.openxmlformats.org/drawingml/2006/wordprocessingDrawing" xmlns:wpc="http://schemas.microsoft.com/office/word/2010/wordprocessingCanvas" xmlns:wpg="http://schemas.microsoft.com/office/word/2010/wordprocessingGroup" xmlns:wpi="http://schemas.microsoft.com/office/word/2010/wordprocessingInk" xmlns:wps="http://schemas.microsoft.com/office/word/2010/wordprocessingShape" mc:Ignorable="w14 wp14">
+  <w:p>
+    <w:pPr>
+      <w:pStyle w:val="Header"/>
+    </w:pPr>
+  </w:p>
+</w:hdr>
+</file>
+
+<file path=word/header2.xml><?xml version="1.0" encoding="utf-8"?>
+<w:hdr xmlns:m="http://schemas.openxmlformats.org/officeDocument/2006/math" xmlns:mc="http://schemas.openxmlformats.org/markup-compatibility/2006" xmlns:mo="http://schemas.microsoft.com/office/mac/office/2008/main" xmlns:mv="urn:schemas-microsoft-com:mac:vml" xmlns:o="urn:schemas-microsoft-com:office:office" xmlns:r="http://schemas.openxmlformats.org/officeDocument/2006/relationships" xmlns:v="urn:schemas-microsoft-com:vml" xmlns:w10="urn:schemas-microsoft-com:office:word" xmlns:w14="http://schemas.microsoft.com/office/word/2010/wordml" xmlns:w="http://schemas.openxmlformats.org/wordprocessingml/2006/main" xmlns:wne="http://schemas.microsoft.com/office/word/2006/wordml" xmlns:wp14="http://schemas.microsoft.com/office/word/2010/wordprocessingDrawing" xmlns:wp="http://schemas.openxmlformats.org/drawingml/2006/wordprocessingDrawing" xmlns:wpc="http://schemas.microsoft.com/office/word/2010/wordprocessingCanvas" xmlns:wpg="http://schemas.microsoft.com/office/word/2010/wordprocessingGroup" xmlns:wpi="http://schemas.microsoft.com/office/word/2010/wordprocessingInk" xmlns:wps="http://schemas.microsoft.com/office/word/2010/wordprocessingShape" mc:Ignorable="w14 wp14">
+  <w:p>
+    <w:pPr>
+      <w:pStyle w:val="Header"/>
+    </w:pPr>
+  </w:p>
+</w:hdr>
+</file>
+
+<file path=word/header3.xml><?xml version="1.0" encoding="utf-8"?>
+<w:hdr xmlns:m="http://schemas.openxmlformats.org/officeDocument/2006/math" xmlns:mc="http://schemas.openxmlformats.org/markup-compatibility/2006" xmlns:mo="http://schemas.microsoft.com/office/mac/office/2008/main" xmlns:mv="urn:schemas-microsoft-com:mac:vml" xmlns:o="urn:schemas-microsoft-com:office:office" xmlns:r="http://schemas.openxmlformats.org/officeDocument/2006/relationships" xmlns:v="urn:schemas-microsoft-com:vml" xmlns:w10="urn:schemas-microsoft-com:office:word" xmlns:w14="http://schemas.microsoft.com/office/word/2010/wordml" xmlns:w="http://schemas.openxmlformats.org/wordprocessingml/2006/main" xmlns:wne="http://schemas.microsoft.com/office/word/2006/wordml" xmlns:wp14="http://schemas.microsoft.com/office/word/2010/wordprocessingDrawing" xmlns:wp="http://schemas.openxmlformats.org/drawingml/2006/wordprocessingDrawing" xmlns:wpc="http://schemas.microsoft.com/office/word/2010/wordprocessingCanvas" xmlns:wpg="http://schemas.microsoft.com/office/word/2010/wordprocessingGroup" xmlns:wpi="http://schemas.microsoft.com/office/word/2010/wordprocessingInk" xmlns:wps="http://schemas.microsoft.com/office/word/2010/wordprocessingShape" mc:Ignorable="w14 wp14">
+  <w:p>
+    <w:pPr>
+      <w:pStyle w:val="Header"/>
+    </w:pPr>
+  </w:p>
+</w:hdr>
 </file>
 
 <file path=word/numbering.xml><?xml version="1.0" encoding="utf-8"?>

--- a/docs/government-project/EVAL_MATRIX.docx
+++ b/docs/government-project/EVAL_MATRIX.docx
@@ -63,7 +63,7 @@
           <w:sz w:val="20"/>
           <w:rFonts w:eastAsia="맑은 고딕"/>
         </w:rPr>
-        <w:t>Evaluation Matrix  |  v1.1  |  2026.08.19</w:t>
+        <w:t>Evaluation Matrix  |  v1.1  |  2026.08.20</w:t>
       </w:r>
     </w:p>
     <w:p/>
@@ -84,6 +84,9 @@
             <w:tcW w:type="dxa" w:w="4537"/>
           </w:tcPr>
           <w:p>
+            <w:pPr>
+              <w:keepNext/>
+            </w:pPr>
             <w:r/>
             <w:r>
               <w:rPr>
@@ -102,6 +105,9 @@
             <w:tcW w:type="dxa" w:w="4537"/>
           </w:tcPr>
           <w:p>
+            <w:pPr>
+              <w:keepNext/>
+            </w:pPr>
             <w:r/>
             <w:r>
               <w:rPr>
@@ -121,6 +127,9 @@
             <w:tcW w:type="dxa" w:w="4537"/>
           </w:tcPr>
           <w:p>
+            <w:pPr>
+              <w:keepNext/>
+            </w:pPr>
             <w:r/>
             <w:r>
               <w:rPr>
@@ -139,6 +148,9 @@
             <w:tcW w:type="dxa" w:w="4537"/>
           </w:tcPr>
           <w:p>
+            <w:pPr>
+              <w:keepNext/>
+            </w:pPr>
             <w:r/>
             <w:r>
               <w:rPr>
@@ -158,6 +170,9 @@
             <w:tcW w:type="dxa" w:w="4537"/>
           </w:tcPr>
           <w:p>
+            <w:pPr>
+              <w:keepNext/>
+            </w:pPr>
             <w:r/>
             <w:r>
               <w:rPr>
@@ -176,6 +191,9 @@
             <w:tcW w:type="dxa" w:w="4537"/>
           </w:tcPr>
           <w:p>
+            <w:pPr>
+              <w:keepNext/>
+            </w:pPr>
             <w:r/>
             <w:r>
               <w:rPr>
@@ -184,7 +202,7 @@
                 <w:sz w:val="20"/>
                 <w:rFonts w:eastAsia="맑은 고딕"/>
               </w:rPr>
-              <w:t>2026년 8월 19일</w:t>
+              <w:t>2026년 8월 20일</w:t>
             </w:r>
           </w:p>
         </w:tc>
@@ -228,13 +246,9 @@
       </w:tr>
     </w:tbl>
     <w:p>
-      <w:r>
-        <w:br w:type="page"/>
-      </w:r>
-    </w:p>
-    <w:p>
       <w:pPr>
         <w:pStyle w:val="Heading1"/>
+        <w:pageBreakBefore/>
       </w:pPr>
       <w:r>
         <w:rPr>
@@ -282,13 +296,9 @@
       </w:r>
     </w:p>
     <w:p>
-      <w:r>
-        <w:br w:type="page"/>
-      </w:r>
-    </w:p>
-    <w:p>
       <w:pPr>
         <w:pStyle w:val="Heading1"/>
+        <w:pageBreakBefore/>
       </w:pPr>
       <w:r>
         <w:rPr>
@@ -1336,13 +1346,9 @@
       </w:r>
     </w:p>
     <w:p>
-      <w:r>
-        <w:br w:type="page"/>
-      </w:r>
-    </w:p>
-    <w:p>
       <w:pPr>
         <w:pStyle w:val="Heading1"/>
+        <w:pageBreakBefore/>
       </w:pPr>
       <w:r>
         <w:rPr>
@@ -2452,6 +2458,9 @@
             <w:shd w:val="clear" w:color="auto" w:fill="00467F"/>
           </w:tcPr>
           <w:p>
+            <w:pPr>
+              <w:keepNext/>
+            </w:pPr>
             <w:r/>
             <w:r>
               <w:rPr>
@@ -2471,6 +2480,9 @@
             <w:shd w:val="clear" w:color="auto" w:fill="00467F"/>
           </w:tcPr>
           <w:p>
+            <w:pPr>
+              <w:keepNext/>
+            </w:pPr>
             <w:r/>
             <w:r>
               <w:rPr>
@@ -2490,6 +2502,9 @@
             <w:shd w:val="clear" w:color="auto" w:fill="00467F"/>
           </w:tcPr>
           <w:p>
+            <w:pPr>
+              <w:keepNext/>
+            </w:pPr>
             <w:r/>
             <w:r>
               <w:rPr>
@@ -2509,6 +2524,9 @@
             <w:shd w:val="clear" w:color="auto" w:fill="00467F"/>
           </w:tcPr>
           <w:p>
+            <w:pPr>
+              <w:keepNext/>
+            </w:pPr>
             <w:r/>
             <w:r>
               <w:rPr>
@@ -2529,6 +2547,9 @@
             <w:tcW w:type="dxa" w:w="2269"/>
           </w:tcPr>
           <w:p>
+            <w:pPr>
+              <w:keepNext/>
+            </w:pPr>
             <w:r/>
             <w:r>
               <w:rPr>
@@ -2546,6 +2567,9 @@
             <w:tcW w:type="dxa" w:w="2269"/>
           </w:tcPr>
           <w:p>
+            <w:pPr>
+              <w:keepNext/>
+            </w:pPr>
             <w:r/>
             <w:r>
               <w:rPr>
@@ -2563,6 +2587,9 @@
             <w:tcW w:type="dxa" w:w="2269"/>
           </w:tcPr>
           <w:p>
+            <w:pPr>
+              <w:keepNext/>
+            </w:pPr>
             <w:r/>
             <w:r>
               <w:rPr>
@@ -2584,6 +2611,9 @@
             <w:tcW w:type="dxa" w:w="2269"/>
           </w:tcPr>
           <w:p>
+            <w:pPr>
+              <w:keepNext/>
+            </w:pPr>
             <w:r/>
             <w:r>
               <w:rPr>
@@ -2603,6 +2633,9 @@
             <w:tcW w:type="dxa" w:w="2269"/>
           </w:tcPr>
           <w:p>
+            <w:pPr>
+              <w:keepNext/>
+            </w:pPr>
             <w:r/>
             <w:r>
               <w:rPr>
@@ -2620,6 +2653,9 @@
             <w:tcW w:type="dxa" w:w="2269"/>
           </w:tcPr>
           <w:p>
+            <w:pPr>
+              <w:keepNext/>
+            </w:pPr>
             <w:r/>
             <w:r>
               <w:rPr>
@@ -2637,6 +2673,9 @@
             <w:tcW w:type="dxa" w:w="2269"/>
           </w:tcPr>
           <w:p>
+            <w:pPr>
+              <w:keepNext/>
+            </w:pPr>
             <w:r/>
             <w:r>
               <w:rPr>
@@ -2656,6 +2695,9 @@
             <w:tcW w:type="dxa" w:w="2269"/>
           </w:tcPr>
           <w:p>
+            <w:pPr>
+              <w:keepNext/>
+            </w:pPr>
             <w:r/>
             <w:r>
               <w:rPr>
@@ -2759,13 +2801,9 @@
       </w:r>
     </w:p>
     <w:p>
-      <w:r>
-        <w:br w:type="page"/>
-      </w:r>
-    </w:p>
-    <w:p>
       <w:pPr>
         <w:pStyle w:val="Heading1"/>
+        <w:pageBreakBefore/>
       </w:pPr>
       <w:r>
         <w:rPr>
@@ -3742,13 +3780,9 @@
       </w:r>
     </w:p>
     <w:p>
-      <w:r>
-        <w:br w:type="page"/>
-      </w:r>
-    </w:p>
-    <w:p>
       <w:pPr>
         <w:pStyle w:val="Heading1"/>
+        <w:pageBreakBefore/>
       </w:pPr>
       <w:r>
         <w:rPr>
@@ -3792,6 +3826,9 @@
             <w:shd w:val="clear" w:color="auto" w:fill="00467F"/>
           </w:tcPr>
           <w:p>
+            <w:pPr>
+              <w:keepNext/>
+            </w:pPr>
             <w:r/>
             <w:r>
               <w:rPr>
@@ -3811,6 +3848,9 @@
             <w:shd w:val="clear" w:color="auto" w:fill="00467F"/>
           </w:tcPr>
           <w:p>
+            <w:pPr>
+              <w:keepNext/>
+            </w:pPr>
             <w:r/>
             <w:r>
               <w:rPr>
@@ -3830,6 +3870,9 @@
             <w:shd w:val="clear" w:color="auto" w:fill="00467F"/>
           </w:tcPr>
           <w:p>
+            <w:pPr>
+              <w:keepNext/>
+            </w:pPr>
             <w:r/>
             <w:r>
               <w:rPr>
@@ -3849,6 +3892,9 @@
             <w:shd w:val="clear" w:color="auto" w:fill="00467F"/>
           </w:tcPr>
           <w:p>
+            <w:pPr>
+              <w:keepNext/>
+            </w:pPr>
             <w:r/>
             <w:r>
               <w:rPr>
@@ -3869,6 +3915,9 @@
             <w:tcW w:type="dxa" w:w="2269"/>
           </w:tcPr>
           <w:p>
+            <w:pPr>
+              <w:keepNext/>
+            </w:pPr>
             <w:r/>
             <w:r>
               <w:rPr>
@@ -3886,6 +3935,9 @@
             <w:tcW w:type="dxa" w:w="2269"/>
           </w:tcPr>
           <w:p>
+            <w:pPr>
+              <w:keepNext/>
+            </w:pPr>
             <w:r/>
             <w:r>
               <w:rPr>
@@ -3905,6 +3957,9 @@
             <w:tcW w:type="dxa" w:w="2269"/>
           </w:tcPr>
           <w:p>
+            <w:pPr>
+              <w:keepNext/>
+            </w:pPr>
             <w:r/>
             <w:r>
               <w:rPr>
@@ -3922,6 +3977,9 @@
             <w:tcW w:type="dxa" w:w="2269"/>
           </w:tcPr>
           <w:p>
+            <w:pPr>
+              <w:keepNext/>
+            </w:pPr>
             <w:r/>
             <w:r>
               <w:rPr>
@@ -3943,6 +4001,9 @@
             <w:tcW w:type="dxa" w:w="2269"/>
           </w:tcPr>
           <w:p>
+            <w:pPr>
+              <w:keepNext/>
+            </w:pPr>
             <w:r/>
             <w:r>
               <w:rPr>
@@ -3960,6 +4021,9 @@
             <w:tcW w:type="dxa" w:w="2269"/>
           </w:tcPr>
           <w:p>
+            <w:pPr>
+              <w:keepNext/>
+            </w:pPr>
             <w:r/>
             <w:r>
               <w:rPr>
@@ -3979,6 +4043,9 @@
             <w:tcW w:type="dxa" w:w="2269"/>
           </w:tcPr>
           <w:p>
+            <w:pPr>
+              <w:keepNext/>
+            </w:pPr>
             <w:r/>
             <w:r>
               <w:rPr>
@@ -3996,6 +4063,9 @@
             <w:tcW w:type="dxa" w:w="2269"/>
           </w:tcPr>
           <w:p>
+            <w:pPr>
+              <w:keepNext/>
+            </w:pPr>
             <w:r/>
             <w:r>
               <w:rPr>
@@ -4017,6 +4087,9 @@
             <w:tcW w:type="dxa" w:w="2269"/>
           </w:tcPr>
           <w:p>
+            <w:pPr>
+              <w:keepNext/>
+            </w:pPr>
             <w:r/>
             <w:r>
               <w:rPr>
@@ -4034,6 +4107,9 @@
             <w:tcW w:type="dxa" w:w="2269"/>
           </w:tcPr>
           <w:p>
+            <w:pPr>
+              <w:keepNext/>
+            </w:pPr>
             <w:r/>
             <w:r>
               <w:rPr>
@@ -4053,6 +4129,9 @@
             <w:tcW w:type="dxa" w:w="2269"/>
           </w:tcPr>
           <w:p>
+            <w:pPr>
+              <w:keepNext/>
+            </w:pPr>
             <w:r/>
             <w:r>
               <w:rPr>
@@ -4070,6 +4149,9 @@
             <w:tcW w:type="dxa" w:w="2269"/>
           </w:tcPr>
           <w:p>
+            <w:pPr>
+              <w:keepNext/>
+            </w:pPr>
             <w:r/>
             <w:r>
               <w:rPr>
@@ -4089,6 +4171,9 @@
             <w:tcW w:type="dxa" w:w="2269"/>
           </w:tcPr>
           <w:p>
+            <w:pPr>
+              <w:keepNext/>
+            </w:pPr>
             <w:r/>
             <w:r>
               <w:rPr>
@@ -4106,6 +4191,9 @@
             <w:tcW w:type="dxa" w:w="2269"/>
           </w:tcPr>
           <w:p>
+            <w:pPr>
+              <w:keepNext/>
+            </w:pPr>
             <w:r/>
             <w:r>
               <w:rPr>
@@ -4125,6 +4213,9 @@
             <w:tcW w:type="dxa" w:w="2269"/>
           </w:tcPr>
           <w:p>
+            <w:pPr>
+              <w:keepNext/>
+            </w:pPr>
             <w:r/>
             <w:r>
               <w:rPr>
@@ -4142,6 +4233,9 @@
             <w:tcW w:type="dxa" w:w="2269"/>
           </w:tcPr>
           <w:p>
+            <w:pPr>
+              <w:keepNext/>
+            </w:pPr>
             <w:r/>
             <w:r>
               <w:rPr>
@@ -4161,6 +4255,9 @@
             <w:tcW w:type="dxa" w:w="2269"/>
           </w:tcPr>
           <w:p>
+            <w:pPr>
+              <w:keepNext/>
+            </w:pPr>
             <w:r/>
             <w:r>
               <w:rPr>
@@ -4178,6 +4275,9 @@
             <w:tcW w:type="dxa" w:w="2269"/>
           </w:tcPr>
           <w:p>
+            <w:pPr>
+              <w:keepNext/>
+            </w:pPr>
             <w:r/>
             <w:r>
               <w:rPr>
@@ -4197,6 +4297,9 @@
             <w:tcW w:type="dxa" w:w="2269"/>
           </w:tcPr>
           <w:p>
+            <w:pPr>
+              <w:keepNext/>
+            </w:pPr>
             <w:r/>
             <w:r>
               <w:rPr>
@@ -4214,6 +4317,9 @@
             <w:tcW w:type="dxa" w:w="2269"/>
           </w:tcPr>
           <w:p>
+            <w:pPr>
+              <w:keepNext/>
+            </w:pPr>
             <w:r/>
             <w:r>
               <w:rPr>
@@ -4301,13 +4407,9 @@
       </w:tr>
     </w:tbl>
     <w:p>
-      <w:r>
-        <w:br w:type="page"/>
-      </w:r>
-    </w:p>
-    <w:p>
       <w:pPr>
         <w:pStyle w:val="Heading1"/>
+        <w:pageBreakBefore/>
       </w:pPr>
       <w:r>
         <w:rPr>
@@ -4338,6 +4440,9 @@
             <w:shd w:val="clear" w:color="auto" w:fill="00467F"/>
           </w:tcPr>
           <w:p>
+            <w:pPr>
+              <w:keepNext/>
+            </w:pPr>
             <w:r/>
             <w:r>
               <w:rPr>
@@ -4357,6 +4462,9 @@
             <w:shd w:val="clear" w:color="auto" w:fill="00467F"/>
           </w:tcPr>
           <w:p>
+            <w:pPr>
+              <w:keepNext/>
+            </w:pPr>
             <w:r/>
             <w:r>
               <w:rPr>
@@ -4376,6 +4484,9 @@
             <w:shd w:val="clear" w:color="auto" w:fill="00467F"/>
           </w:tcPr>
           <w:p>
+            <w:pPr>
+              <w:keepNext/>
+            </w:pPr>
             <w:r/>
             <w:r>
               <w:rPr>
@@ -4396,6 +4507,9 @@
             <w:tcW w:type="dxa" w:w="3025"/>
           </w:tcPr>
           <w:p>
+            <w:pPr>
+              <w:keepNext/>
+            </w:pPr>
             <w:r/>
             <w:r>
               <w:rPr>
@@ -4413,6 +4527,9 @@
             <w:tcW w:type="dxa" w:w="3025"/>
           </w:tcPr>
           <w:p>
+            <w:pPr>
+              <w:keepNext/>
+            </w:pPr>
             <w:r/>
             <w:r>
               <w:rPr>
@@ -4432,6 +4549,9 @@
             <w:tcW w:type="dxa" w:w="3025"/>
           </w:tcPr>
           <w:p>
+            <w:pPr>
+              <w:keepNext/>
+            </w:pPr>
             <w:r/>
             <w:r>
               <w:rPr>
@@ -4451,6 +4571,9 @@
             <w:tcW w:type="dxa" w:w="3025"/>
           </w:tcPr>
           <w:p>
+            <w:pPr>
+              <w:keepNext/>
+            </w:pPr>
             <w:r/>
             <w:r>
               <w:rPr>
@@ -4468,6 +4591,9 @@
             <w:tcW w:type="dxa" w:w="3025"/>
           </w:tcPr>
           <w:p>
+            <w:pPr>
+              <w:keepNext/>
+            </w:pPr>
             <w:r/>
             <w:r>
               <w:rPr>
@@ -4487,6 +4613,9 @@
             <w:tcW w:type="dxa" w:w="3025"/>
           </w:tcPr>
           <w:p>
+            <w:pPr>
+              <w:keepNext/>
+            </w:pPr>
             <w:r/>
             <w:r>
               <w:rPr>
@@ -4506,6 +4635,9 @@
             <w:tcW w:type="dxa" w:w="3025"/>
           </w:tcPr>
           <w:p>
+            <w:pPr>
+              <w:keepNext/>
+            </w:pPr>
             <w:r/>
             <w:r>
               <w:rPr>
@@ -4523,6 +4655,9 @@
             <w:tcW w:type="dxa" w:w="3025"/>
           </w:tcPr>
           <w:p>
+            <w:pPr>
+              <w:keepNext/>
+            </w:pPr>
             <w:r/>
             <w:r>
               <w:rPr>
@@ -4542,6 +4677,9 @@
             <w:tcW w:type="dxa" w:w="3025"/>
           </w:tcPr>
           <w:p>
+            <w:pPr>
+              <w:keepNext/>
+            </w:pPr>
             <w:r/>
             <w:r>
               <w:rPr>
@@ -4561,6 +4699,9 @@
             <w:tcW w:type="dxa" w:w="3025"/>
           </w:tcPr>
           <w:p>
+            <w:pPr>
+              <w:keepNext/>
+            </w:pPr>
             <w:r/>
             <w:r>
               <w:rPr>
@@ -4578,6 +4719,9 @@
             <w:tcW w:type="dxa" w:w="3025"/>
           </w:tcPr>
           <w:p>
+            <w:pPr>
+              <w:keepNext/>
+            </w:pPr>
             <w:r/>
             <w:r>
               <w:rPr>
@@ -4597,6 +4741,9 @@
             <w:tcW w:type="dxa" w:w="3025"/>
           </w:tcPr>
           <w:p>
+            <w:pPr>
+              <w:keepNext/>
+            </w:pPr>
             <w:r/>
             <w:r>
               <w:rPr>
@@ -4616,6 +4763,9 @@
             <w:tcW w:type="dxa" w:w="3025"/>
           </w:tcPr>
           <w:p>
+            <w:pPr>
+              <w:keepNext/>
+            </w:pPr>
             <w:r/>
             <w:r>
               <w:rPr>
@@ -4633,6 +4783,9 @@
             <w:tcW w:type="dxa" w:w="3025"/>
           </w:tcPr>
           <w:p>
+            <w:pPr>
+              <w:keepNext/>
+            </w:pPr>
             <w:r/>
             <w:r>
               <w:rPr>
@@ -4652,6 +4805,9 @@
             <w:tcW w:type="dxa" w:w="3025"/>
           </w:tcPr>
           <w:p>
+            <w:pPr>
+              <w:keepNext/>
+            </w:pPr>
             <w:r/>
             <w:r>
               <w:rPr>

--- a/docs/government-project/EVAL_MATRIX.docx
+++ b/docs/government-project/EVAL_MATRIX.docx
@@ -4877,6 +4877,16 @@
         </w:tc>
       </w:tr>
     </w:tbl>
+    <w:p>
+      <w:pPr>
+        <w:spacing w:before="0" w:after="0" w:line="20" w:lineRule="exact"/>
+      </w:pPr>
+      <w:r>
+        <w:rPr>
+          <w:sz w:val="2"/>
+        </w:rPr>
+      </w:r>
+    </w:p>
     <w:sectPr>
       <w:headerReference w:type="default" r:id="rId9"/>
       <w:footerReference w:type="default" r:id="rId10"/>

--- a/docs/government-project/EVAL_MATRIX.docx
+++ b/docs/government-project/EVAL_MATRIX.docx
@@ -37,6 +37,7 @@
     <w:p/>
     <w:p>
       <w:pPr>
+        <w:keepNext/>
         <w:jc w:val="center"/>
       </w:pPr>
       <w:r>
@@ -50,9 +51,14 @@
         <w:t>2026년 KHIDI ICT 기반 외국인환자 사전상담·사후관리 지원 사업</w:t>
       </w:r>
     </w:p>
-    <w:p/>
     <w:p>
       <w:pPr>
+        <w:keepNext/>
+      </w:pPr>
+    </w:p>
+    <w:p>
+      <w:pPr>
+        <w:keepNext/>
         <w:jc w:val="center"/>
       </w:pPr>
       <w:r>
@@ -66,8 +72,16 @@
         <w:t>Evaluation Matrix  |  v1.1  |  2026.08.20</w:t>
       </w:r>
     </w:p>
-    <w:p/>
-    <w:p/>
+    <w:p>
+      <w:pPr>
+        <w:keepNext/>
+      </w:pPr>
+    </w:p>
+    <w:p>
+      <w:pPr>
+        <w:keepNext/>
+      </w:pPr>
+    </w:p>
     <w:tbl>
       <w:tblPr>
         <w:tblStyle w:val="TableGrid"/>
@@ -79,6 +93,9 @@
         <w:gridCol w:w="4537"/>
       </w:tblGrid>
       <w:tr>
+        <w:trPr>
+          <w:cantSplit/>
+        </w:trPr>
         <w:tc>
           <w:tcPr>
             <w:tcW w:type="dxa" w:w="4537"/>
@@ -122,6 +139,9 @@
         </w:tc>
       </w:tr>
       <w:tr>
+        <w:trPr>
+          <w:cantSplit/>
+        </w:trPr>
         <w:tc>
           <w:tcPr>
             <w:tcW w:type="dxa" w:w="4537"/>
@@ -165,6 +185,9 @@
         </w:tc>
       </w:tr>
       <w:tr>
+        <w:trPr>
+          <w:cantSplit/>
+        </w:trPr>
         <w:tc>
           <w:tcPr>
             <w:tcW w:type="dxa" w:w="4537"/>
@@ -208,6 +231,9 @@
         </w:tc>
       </w:tr>
       <w:tr>
+        <w:trPr>
+          <w:cantSplit/>
+        </w:trPr>
         <w:tc>
           <w:tcPr>
             <w:tcW w:type="dxa" w:w="4537"/>
@@ -285,6 +311,9 @@
       </w:r>
     </w:p>
     <w:p>
+      <w:pPr>
+        <w:keepNext/>
+      </w:pPr>
       <w:r>
         <w:rPr>
           <w:rFonts w:ascii="맑은 고딕" w:hAnsi="맑은 고딕"/>
@@ -298,6 +327,7 @@
     <w:p>
       <w:pPr>
         <w:pStyle w:val="Heading1"/>
+        <w:keepNext/>
         <w:pageBreakBefore/>
       </w:pPr>
       <w:r>
@@ -326,6 +356,7 @@
       <w:tr>
         <w:trPr>
           <w:tblHeader w:val="true"/>
+          <w:cantSplit/>
         </w:trPr>
         <w:tc>
           <w:tcPr>
@@ -333,6 +364,9 @@
             <w:shd w:val="clear" w:color="auto" w:fill="00467F"/>
           </w:tcPr>
           <w:p>
+            <w:pPr>
+              <w:keepNext/>
+            </w:pPr>
             <w:r/>
             <w:r>
               <w:rPr>
@@ -352,6 +386,9 @@
             <w:shd w:val="clear" w:color="auto" w:fill="00467F"/>
           </w:tcPr>
           <w:p>
+            <w:pPr>
+              <w:keepNext/>
+            </w:pPr>
             <w:r/>
             <w:r>
               <w:rPr>
@@ -371,6 +408,9 @@
             <w:shd w:val="clear" w:color="auto" w:fill="00467F"/>
           </w:tcPr>
           <w:p>
+            <w:pPr>
+              <w:keepNext/>
+            </w:pPr>
             <w:r/>
             <w:r>
               <w:rPr>
@@ -390,6 +430,9 @@
             <w:shd w:val="clear" w:color="auto" w:fill="00467F"/>
           </w:tcPr>
           <w:p>
+            <w:pPr>
+              <w:keepNext/>
+            </w:pPr>
             <w:r/>
             <w:r>
               <w:rPr>
@@ -405,11 +448,17 @@
         </w:tc>
       </w:tr>
       <w:tr>
+        <w:trPr>
+          <w:cantSplit/>
+        </w:trPr>
         <w:tc>
           <w:tcPr>
             <w:tcW w:type="dxa" w:w="2269"/>
           </w:tcPr>
           <w:p>
+            <w:pPr>
+              <w:keepNext/>
+            </w:pPr>
             <w:r/>
             <w:r>
               <w:rPr>
@@ -429,6 +478,9 @@
             <w:tcW w:type="dxa" w:w="2269"/>
           </w:tcPr>
           <w:p>
+            <w:pPr>
+              <w:keepNext/>
+            </w:pPr>
             <w:r/>
             <w:r>
               <w:rPr>
@@ -448,6 +500,9 @@
             <w:tcW w:type="dxa" w:w="2269"/>
           </w:tcPr>
           <w:p>
+            <w:pPr>
+              <w:keepNext/>
+            </w:pPr>
             <w:r/>
             <w:r>
               <w:rPr>
@@ -465,6 +520,9 @@
             <w:tcW w:type="dxa" w:w="2269"/>
           </w:tcPr>
           <w:p>
+            <w:pPr>
+              <w:keepNext/>
+            </w:pPr>
             <w:r/>
             <w:r>
               <w:rPr>
@@ -479,11 +537,17 @@
         </w:tc>
       </w:tr>
       <w:tr>
+        <w:trPr>
+          <w:cantSplit/>
+        </w:trPr>
         <w:tc>
           <w:tcPr>
             <w:tcW w:type="dxa" w:w="2269"/>
           </w:tcPr>
           <w:p>
+            <w:pPr>
+              <w:keepNext/>
+            </w:pPr>
             <w:r/>
             <w:r>
               <w:rPr>
@@ -500,6 +564,9 @@
             <w:tcW w:type="dxa" w:w="2269"/>
           </w:tcPr>
           <w:p>
+            <w:pPr>
+              <w:keepNext/>
+            </w:pPr>
             <w:r/>
             <w:r>
               <w:rPr>
@@ -519,6 +586,9 @@
             <w:tcW w:type="dxa" w:w="2269"/>
           </w:tcPr>
           <w:p>
+            <w:pPr>
+              <w:keepNext/>
+            </w:pPr>
             <w:r/>
             <w:r>
               <w:rPr>
@@ -536,6 +606,9 @@
             <w:tcW w:type="dxa" w:w="2269"/>
           </w:tcPr>
           <w:p>
+            <w:pPr>
+              <w:keepNext/>
+            </w:pPr>
             <w:r/>
             <w:r>
               <w:rPr>
@@ -550,11 +623,17 @@
         </w:tc>
       </w:tr>
       <w:tr>
+        <w:trPr>
+          <w:cantSplit/>
+        </w:trPr>
         <w:tc>
           <w:tcPr>
             <w:tcW w:type="dxa" w:w="2269"/>
           </w:tcPr>
           <w:p>
+            <w:pPr>
+              <w:keepNext/>
+            </w:pPr>
             <w:r/>
             <w:r>
               <w:rPr>
@@ -571,6 +650,9 @@
             <w:tcW w:type="dxa" w:w="2269"/>
           </w:tcPr>
           <w:p>
+            <w:pPr>
+              <w:keepNext/>
+            </w:pPr>
             <w:r/>
             <w:r>
               <w:rPr>
@@ -590,6 +672,9 @@
             <w:tcW w:type="dxa" w:w="2269"/>
           </w:tcPr>
           <w:p>
+            <w:pPr>
+              <w:keepNext/>
+            </w:pPr>
             <w:r/>
             <w:r>
               <w:rPr>
@@ -607,6 +692,9 @@
             <w:tcW w:type="dxa" w:w="2269"/>
           </w:tcPr>
           <w:p>
+            <w:pPr>
+              <w:keepNext/>
+            </w:pPr>
             <w:r/>
             <w:r>
               <w:rPr>
@@ -621,11 +709,17 @@
         </w:tc>
       </w:tr>
       <w:tr>
+        <w:trPr>
+          <w:cantSplit/>
+        </w:trPr>
         <w:tc>
           <w:tcPr>
             <w:tcW w:type="dxa" w:w="2269"/>
           </w:tcPr>
           <w:p>
+            <w:pPr>
+              <w:keepNext/>
+            </w:pPr>
             <w:r/>
             <w:r>
               <w:rPr>
@@ -645,6 +739,9 @@
             <w:tcW w:type="dxa" w:w="2269"/>
           </w:tcPr>
           <w:p>
+            <w:pPr>
+              <w:keepNext/>
+            </w:pPr>
             <w:r/>
             <w:r>
               <w:rPr>
@@ -664,6 +761,9 @@
             <w:tcW w:type="dxa" w:w="2269"/>
           </w:tcPr>
           <w:p>
+            <w:pPr>
+              <w:keepNext/>
+            </w:pPr>
             <w:r/>
             <w:r>
               <w:rPr>
@@ -681,6 +781,9 @@
             <w:tcW w:type="dxa" w:w="2269"/>
           </w:tcPr>
           <w:p>
+            <w:pPr>
+              <w:keepNext/>
+            </w:pPr>
             <w:r/>
             <w:r>
               <w:rPr>
@@ -695,11 +798,17 @@
         </w:tc>
       </w:tr>
       <w:tr>
+        <w:trPr>
+          <w:cantSplit/>
+        </w:trPr>
         <w:tc>
           <w:tcPr>
             <w:tcW w:type="dxa" w:w="2269"/>
           </w:tcPr>
           <w:p>
+            <w:pPr>
+              <w:keepNext/>
+            </w:pPr>
             <w:r/>
             <w:r>
               <w:rPr>
@@ -716,6 +825,9 @@
             <w:tcW w:type="dxa" w:w="2269"/>
           </w:tcPr>
           <w:p>
+            <w:pPr>
+              <w:keepNext/>
+            </w:pPr>
             <w:r/>
             <w:r>
               <w:rPr>
@@ -735,6 +847,9 @@
             <w:tcW w:type="dxa" w:w="2269"/>
           </w:tcPr>
           <w:p>
+            <w:pPr>
+              <w:keepNext/>
+            </w:pPr>
             <w:r/>
             <w:r>
               <w:rPr>
@@ -752,6 +867,9 @@
             <w:tcW w:type="dxa" w:w="2269"/>
           </w:tcPr>
           <w:p>
+            <w:pPr>
+              <w:keepNext/>
+            </w:pPr>
             <w:r/>
             <w:r>
               <w:rPr>
@@ -766,11 +884,17 @@
         </w:tc>
       </w:tr>
       <w:tr>
+        <w:trPr>
+          <w:cantSplit/>
+        </w:trPr>
         <w:tc>
           <w:tcPr>
             <w:tcW w:type="dxa" w:w="2269"/>
           </w:tcPr>
           <w:p>
+            <w:pPr>
+              <w:keepNext/>
+            </w:pPr>
             <w:r/>
             <w:r>
               <w:rPr>
@@ -787,6 +911,9 @@
             <w:tcW w:type="dxa" w:w="2269"/>
           </w:tcPr>
           <w:p>
+            <w:pPr>
+              <w:keepNext/>
+            </w:pPr>
             <w:r/>
             <w:r>
               <w:rPr>
@@ -806,6 +933,9 @@
             <w:tcW w:type="dxa" w:w="2269"/>
           </w:tcPr>
           <w:p>
+            <w:pPr>
+              <w:keepNext/>
+            </w:pPr>
             <w:r/>
             <w:r>
               <w:rPr>
@@ -823,6 +953,9 @@
             <w:tcW w:type="dxa" w:w="2269"/>
           </w:tcPr>
           <w:p>
+            <w:pPr>
+              <w:keepNext/>
+            </w:pPr>
             <w:r/>
             <w:r>
               <w:rPr>
@@ -837,11 +970,17 @@
         </w:tc>
       </w:tr>
       <w:tr>
+        <w:trPr>
+          <w:cantSplit/>
+        </w:trPr>
         <w:tc>
           <w:tcPr>
             <w:tcW w:type="dxa" w:w="2269"/>
           </w:tcPr>
           <w:p>
+            <w:pPr>
+              <w:keepNext/>
+            </w:pPr>
             <w:r/>
             <w:r>
               <w:rPr>
@@ -861,6 +1000,9 @@
             <w:tcW w:type="dxa" w:w="2269"/>
           </w:tcPr>
           <w:p>
+            <w:pPr>
+              <w:keepNext/>
+            </w:pPr>
             <w:r/>
             <w:r>
               <w:rPr>
@@ -880,6 +1022,9 @@
             <w:tcW w:type="dxa" w:w="2269"/>
           </w:tcPr>
           <w:p>
+            <w:pPr>
+              <w:keepNext/>
+            </w:pPr>
             <w:r/>
             <w:r>
               <w:rPr>
@@ -897,6 +1042,9 @@
             <w:tcW w:type="dxa" w:w="2269"/>
           </w:tcPr>
           <w:p>
+            <w:pPr>
+              <w:keepNext/>
+            </w:pPr>
             <w:r/>
             <w:r>
               <w:rPr>
@@ -911,11 +1059,17 @@
         </w:tc>
       </w:tr>
       <w:tr>
+        <w:trPr>
+          <w:cantSplit/>
+        </w:trPr>
         <w:tc>
           <w:tcPr>
             <w:tcW w:type="dxa" w:w="2269"/>
           </w:tcPr>
           <w:p>
+            <w:pPr>
+              <w:keepNext/>
+            </w:pPr>
             <w:r/>
             <w:r>
               <w:rPr>
@@ -932,6 +1086,9 @@
             <w:tcW w:type="dxa" w:w="2269"/>
           </w:tcPr>
           <w:p>
+            <w:pPr>
+              <w:keepNext/>
+            </w:pPr>
             <w:r/>
             <w:r>
               <w:rPr>
@@ -951,6 +1108,9 @@
             <w:tcW w:type="dxa" w:w="2269"/>
           </w:tcPr>
           <w:p>
+            <w:pPr>
+              <w:keepNext/>
+            </w:pPr>
             <w:r/>
             <w:r>
               <w:rPr>
@@ -968,6 +1128,9 @@
             <w:tcW w:type="dxa" w:w="2269"/>
           </w:tcPr>
           <w:p>
+            <w:pPr>
+              <w:keepNext/>
+            </w:pPr>
             <w:r/>
             <w:r>
               <w:rPr>
@@ -982,11 +1145,17 @@
         </w:tc>
       </w:tr>
       <w:tr>
+        <w:trPr>
+          <w:cantSplit/>
+        </w:trPr>
         <w:tc>
           <w:tcPr>
             <w:tcW w:type="dxa" w:w="2269"/>
           </w:tcPr>
           <w:p>
+            <w:pPr>
+              <w:keepNext/>
+            </w:pPr>
             <w:r/>
             <w:r>
               <w:rPr>
@@ -1006,6 +1175,9 @@
             <w:tcW w:type="dxa" w:w="2269"/>
           </w:tcPr>
           <w:p>
+            <w:pPr>
+              <w:keepNext/>
+            </w:pPr>
             <w:r/>
             <w:r>
               <w:rPr>
@@ -1025,6 +1197,9 @@
             <w:tcW w:type="dxa" w:w="2269"/>
           </w:tcPr>
           <w:p>
+            <w:pPr>
+              <w:keepNext/>
+            </w:pPr>
             <w:r/>
             <w:r>
               <w:rPr>
@@ -1042,6 +1217,9 @@
             <w:tcW w:type="dxa" w:w="2269"/>
           </w:tcPr>
           <w:p>
+            <w:pPr>
+              <w:keepNext/>
+            </w:pPr>
             <w:r/>
             <w:r>
               <w:rPr>
@@ -1056,11 +1234,17 @@
         </w:tc>
       </w:tr>
       <w:tr>
+        <w:trPr>
+          <w:cantSplit/>
+        </w:trPr>
         <w:tc>
           <w:tcPr>
             <w:tcW w:type="dxa" w:w="2269"/>
           </w:tcPr>
           <w:p>
+            <w:pPr>
+              <w:keepNext/>
+            </w:pPr>
             <w:r/>
             <w:r>
               <w:rPr>
@@ -1080,6 +1264,9 @@
             <w:tcW w:type="dxa" w:w="2269"/>
           </w:tcPr>
           <w:p>
+            <w:pPr>
+              <w:keepNext/>
+            </w:pPr>
             <w:r/>
             <w:r>
               <w:rPr>
@@ -1097,6 +1284,9 @@
             <w:tcW w:type="dxa" w:w="2269"/>
           </w:tcPr>
           <w:p>
+            <w:pPr>
+              <w:keepNext/>
+            </w:pPr>
             <w:r/>
             <w:r>
               <w:rPr>
@@ -1114,6 +1304,9 @@
             <w:tcW w:type="dxa" w:w="2269"/>
           </w:tcPr>
           <w:p>
+            <w:pPr>
+              <w:keepNext/>
+            </w:pPr>
             <w:r/>
             <w:r>
               <w:rPr>
@@ -1128,11 +1321,17 @@
         </w:tc>
       </w:tr>
       <w:tr>
+        <w:trPr>
+          <w:cantSplit/>
+        </w:trPr>
         <w:tc>
           <w:tcPr>
             <w:tcW w:type="dxa" w:w="2269"/>
           </w:tcPr>
           <w:p>
+            <w:pPr>
+              <w:keepNext/>
+            </w:pPr>
             <w:r/>
             <w:r>
               <w:rPr>
@@ -1149,6 +1348,9 @@
             <w:tcW w:type="dxa" w:w="2269"/>
           </w:tcPr>
           <w:p>
+            <w:pPr>
+              <w:keepNext/>
+            </w:pPr>
             <w:r/>
             <w:r>
               <w:rPr>
@@ -1166,6 +1368,9 @@
             <w:tcW w:type="dxa" w:w="2269"/>
           </w:tcPr>
           <w:p>
+            <w:pPr>
+              <w:keepNext/>
+            </w:pPr>
             <w:r/>
             <w:r>
               <w:rPr>
@@ -1183,6 +1388,9 @@
             <w:tcW w:type="dxa" w:w="2269"/>
           </w:tcPr>
           <w:p>
+            <w:pPr>
+              <w:keepNext/>
+            </w:pPr>
             <w:r/>
             <w:r>
               <w:rPr>
@@ -1197,11 +1405,17 @@
         </w:tc>
       </w:tr>
       <w:tr>
+        <w:trPr>
+          <w:cantSplit/>
+        </w:trPr>
         <w:tc>
           <w:tcPr>
             <w:tcW w:type="dxa" w:w="2269"/>
           </w:tcPr>
           <w:p>
+            <w:pPr>
+              <w:keepNext/>
+            </w:pPr>
             <w:r/>
             <w:r>
               <w:rPr>
@@ -1218,6 +1432,9 @@
             <w:tcW w:type="dxa" w:w="2269"/>
           </w:tcPr>
           <w:p>
+            <w:pPr>
+              <w:keepNext/>
+            </w:pPr>
             <w:r/>
             <w:r>
               <w:rPr>
@@ -1235,6 +1452,9 @@
             <w:tcW w:type="dxa" w:w="2269"/>
           </w:tcPr>
           <w:p>
+            <w:pPr>
+              <w:keepNext/>
+            </w:pPr>
             <w:r/>
             <w:r>
               <w:rPr>
@@ -1252,6 +1472,9 @@
             <w:tcW w:type="dxa" w:w="2269"/>
           </w:tcPr>
           <w:p>
+            <w:pPr>
+              <w:keepNext/>
+            </w:pPr>
             <w:r/>
             <w:r>
               <w:rPr>
@@ -1266,6 +1489,9 @@
         </w:tc>
       </w:tr>
       <w:tr>
+        <w:trPr>
+          <w:cantSplit/>
+        </w:trPr>
         <w:tc>
           <w:tcPr>
             <w:tcW w:type="dxa" w:w="2269"/>
@@ -1348,6 +1574,7 @@
     <w:p>
       <w:pPr>
         <w:pStyle w:val="Heading1"/>
+        <w:keepNext/>
         <w:pageBreakBefore/>
       </w:pPr>
       <w:r>
@@ -1362,6 +1589,9 @@
       </w:r>
     </w:p>
     <w:p>
+      <w:pPr>
+        <w:keepNext/>
+      </w:pPr>
       <w:r>
         <w:rPr>
           <w:rFonts w:ascii="맑은 고딕" w:hAnsi="맑은 고딕"/>
@@ -1372,7 +1602,11 @@
         <w:t>평가항목별 HEALO 대응 현황, 증빙 산출물, 추정 점수 정리</w:t>
       </w:r>
     </w:p>
-    <w:p/>
+    <w:p>
+      <w:pPr>
+        <w:keepNext/>
+      </w:pPr>
+    </w:p>
     <w:tbl>
       <w:tblPr>
         <w:tblStyle w:val="TableGrid"/>
@@ -1387,12 +1621,18 @@
         <w:gridCol w:w="1815"/>
       </w:tblGrid>
       <w:tr>
+        <w:trPr>
+          <w:cantSplit/>
+        </w:trPr>
         <w:tc>
           <w:tcPr>
             <w:tcW w:type="dxa" w:w="1815"/>
             <w:shd w:val="clear" w:color="auto" w:fill="00467F"/>
           </w:tcPr>
           <w:p>
+            <w:pPr>
+              <w:keepNext/>
+            </w:pPr>
             <w:r/>
             <w:r>
               <w:rPr>
@@ -1412,6 +1652,9 @@
             <w:shd w:val="clear" w:color="auto" w:fill="00467F"/>
           </w:tcPr>
           <w:p>
+            <w:pPr>
+              <w:keepNext/>
+            </w:pPr>
             <w:r/>
             <w:r>
               <w:rPr>
@@ -1431,6 +1674,9 @@
             <w:shd w:val="clear" w:color="auto" w:fill="00467F"/>
           </w:tcPr>
           <w:p>
+            <w:pPr>
+              <w:keepNext/>
+            </w:pPr>
             <w:r/>
             <w:r>
               <w:rPr>
@@ -1450,6 +1696,9 @@
             <w:shd w:val="clear" w:color="auto" w:fill="00467F"/>
           </w:tcPr>
           <w:p>
+            <w:pPr>
+              <w:keepNext/>
+            </w:pPr>
             <w:r/>
             <w:r>
               <w:rPr>
@@ -1469,6 +1718,9 @@
             <w:shd w:val="clear" w:color="auto" w:fill="00467F"/>
           </w:tcPr>
           <w:p>
+            <w:pPr>
+              <w:keepNext/>
+            </w:pPr>
             <w:r/>
             <w:r>
               <w:rPr>
@@ -1484,11 +1736,17 @@
         </w:tc>
       </w:tr>
       <w:tr>
+        <w:trPr>
+          <w:cantSplit/>
+        </w:trPr>
         <w:tc>
           <w:tcPr>
             <w:tcW w:type="dxa" w:w="1815"/>
           </w:tcPr>
           <w:p>
+            <w:pPr>
+              <w:keepNext/>
+            </w:pPr>
             <w:r/>
             <w:r>
               <w:rPr>
@@ -1508,6 +1766,9 @@
             <w:tcW w:type="dxa" w:w="1815"/>
           </w:tcPr>
           <w:p>
+            <w:pPr>
+              <w:keepNext/>
+            </w:pPr>
             <w:r/>
             <w:r>
               <w:rPr>
@@ -1525,6 +1786,9 @@
             <w:tcW w:type="dxa" w:w="1815"/>
           </w:tcPr>
           <w:p>
+            <w:pPr>
+              <w:keepNext/>
+            </w:pPr>
             <w:r/>
             <w:r>
               <w:rPr>
@@ -1552,6 +1816,9 @@
             <w:tcW w:type="dxa" w:w="1815"/>
           </w:tcPr>
           <w:p>
+            <w:pPr>
+              <w:keepNext/>
+            </w:pPr>
             <w:r/>
             <w:r>
               <w:rPr>
@@ -1575,6 +1842,9 @@
             <w:tcW w:type="dxa" w:w="1815"/>
           </w:tcPr>
           <w:p>
+            <w:pPr>
+              <w:keepNext/>
+            </w:pPr>
             <w:r/>
             <w:r>
               <w:rPr>
@@ -1589,11 +1859,17 @@
         </w:tc>
       </w:tr>
       <w:tr>
+        <w:trPr>
+          <w:cantSplit/>
+        </w:trPr>
         <w:tc>
           <w:tcPr>
             <w:tcW w:type="dxa" w:w="1815"/>
           </w:tcPr>
           <w:p>
+            <w:pPr>
+              <w:keepNext/>
+            </w:pPr>
             <w:r/>
             <w:r>
               <w:rPr>
@@ -1613,6 +1889,9 @@
             <w:tcW w:type="dxa" w:w="1815"/>
           </w:tcPr>
           <w:p>
+            <w:pPr>
+              <w:keepNext/>
+            </w:pPr>
             <w:r/>
             <w:r>
               <w:rPr>
@@ -1630,6 +1909,9 @@
             <w:tcW w:type="dxa" w:w="1815"/>
           </w:tcPr>
           <w:p>
+            <w:pPr>
+              <w:keepNext/>
+            </w:pPr>
             <w:r/>
             <w:r>
               <w:rPr>
@@ -1655,6 +1937,9 @@
             <w:tcW w:type="dxa" w:w="1815"/>
           </w:tcPr>
           <w:p>
+            <w:pPr>
+              <w:keepNext/>
+            </w:pPr>
             <w:r/>
             <w:r>
               <w:rPr>
@@ -1678,6 +1963,9 @@
             <w:tcW w:type="dxa" w:w="1815"/>
           </w:tcPr>
           <w:p>
+            <w:pPr>
+              <w:keepNext/>
+            </w:pPr>
             <w:r/>
             <w:r>
               <w:rPr>
@@ -1692,11 +1980,17 @@
         </w:tc>
       </w:tr>
       <w:tr>
+        <w:trPr>
+          <w:cantSplit/>
+        </w:trPr>
         <w:tc>
           <w:tcPr>
             <w:tcW w:type="dxa" w:w="1815"/>
           </w:tcPr>
           <w:p>
+            <w:pPr>
+              <w:keepNext/>
+            </w:pPr>
             <w:r/>
             <w:r>
               <w:rPr>
@@ -1714,6 +2008,9 @@
             <w:tcW w:type="dxa" w:w="1815"/>
           </w:tcPr>
           <w:p>
+            <w:pPr>
+              <w:keepNext/>
+            </w:pPr>
             <w:r/>
             <w:r>
               <w:rPr>
@@ -1731,6 +2028,9 @@
             <w:tcW w:type="dxa" w:w="1815"/>
           </w:tcPr>
           <w:p>
+            <w:pPr>
+              <w:keepNext/>
+            </w:pPr>
             <w:r/>
             <w:r>
               <w:rPr>
@@ -1756,6 +2056,9 @@
             <w:tcW w:type="dxa" w:w="1815"/>
           </w:tcPr>
           <w:p>
+            <w:pPr>
+              <w:keepNext/>
+            </w:pPr>
             <w:r/>
             <w:r>
               <w:rPr>
@@ -1777,6 +2080,9 @@
             <w:tcW w:type="dxa" w:w="1815"/>
           </w:tcPr>
           <w:p>
+            <w:pPr>
+              <w:keepNext/>
+            </w:pPr>
             <w:r/>
             <w:r>
               <w:rPr>
@@ -1791,11 +2097,17 @@
         </w:tc>
       </w:tr>
       <w:tr>
+        <w:trPr>
+          <w:cantSplit/>
+        </w:trPr>
         <w:tc>
           <w:tcPr>
             <w:tcW w:type="dxa" w:w="1815"/>
           </w:tcPr>
           <w:p>
+            <w:pPr>
+              <w:keepNext/>
+            </w:pPr>
             <w:r/>
             <w:r>
               <w:rPr>
@@ -1813,6 +2125,9 @@
             <w:tcW w:type="dxa" w:w="1815"/>
           </w:tcPr>
           <w:p>
+            <w:pPr>
+              <w:keepNext/>
+            </w:pPr>
             <w:r/>
             <w:r>
               <w:rPr>
@@ -1830,6 +2145,9 @@
             <w:tcW w:type="dxa" w:w="1815"/>
           </w:tcPr>
           <w:p>
+            <w:pPr>
+              <w:keepNext/>
+            </w:pPr>
             <w:r/>
             <w:r>
               <w:rPr>
@@ -1855,6 +2173,9 @@
             <w:tcW w:type="dxa" w:w="1815"/>
           </w:tcPr>
           <w:p>
+            <w:pPr>
+              <w:keepNext/>
+            </w:pPr>
             <w:r/>
             <w:r>
               <w:rPr>
@@ -1876,6 +2197,9 @@
             <w:tcW w:type="dxa" w:w="1815"/>
           </w:tcPr>
           <w:p>
+            <w:pPr>
+              <w:keepNext/>
+            </w:pPr>
             <w:r/>
             <w:r>
               <w:rPr>
@@ -1890,11 +2214,17 @@
         </w:tc>
       </w:tr>
       <w:tr>
+        <w:trPr>
+          <w:cantSplit/>
+        </w:trPr>
         <w:tc>
           <w:tcPr>
             <w:tcW w:type="dxa" w:w="1815"/>
           </w:tcPr>
           <w:p>
+            <w:pPr>
+              <w:keepNext/>
+            </w:pPr>
             <w:r/>
             <w:r>
               <w:rPr>
@@ -1914,6 +2244,9 @@
             <w:tcW w:type="dxa" w:w="1815"/>
           </w:tcPr>
           <w:p>
+            <w:pPr>
+              <w:keepNext/>
+            </w:pPr>
             <w:r/>
             <w:r>
               <w:rPr>
@@ -1931,6 +2264,9 @@
             <w:tcW w:type="dxa" w:w="1815"/>
           </w:tcPr>
           <w:p>
+            <w:pPr>
+              <w:keepNext/>
+            </w:pPr>
             <w:r/>
             <w:r>
               <w:rPr>
@@ -1956,6 +2292,9 @@
             <w:tcW w:type="dxa" w:w="1815"/>
           </w:tcPr>
           <w:p>
+            <w:pPr>
+              <w:keepNext/>
+            </w:pPr>
             <w:r/>
             <w:r>
               <w:rPr>
@@ -1977,6 +2316,9 @@
             <w:tcW w:type="dxa" w:w="1815"/>
           </w:tcPr>
           <w:p>
+            <w:pPr>
+              <w:keepNext/>
+            </w:pPr>
             <w:r/>
             <w:r>
               <w:rPr>
@@ -1991,11 +2333,17 @@
         </w:tc>
       </w:tr>
       <w:tr>
+        <w:trPr>
+          <w:cantSplit/>
+        </w:trPr>
         <w:tc>
           <w:tcPr>
             <w:tcW w:type="dxa" w:w="1815"/>
           </w:tcPr>
           <w:p>
+            <w:pPr>
+              <w:keepNext/>
+            </w:pPr>
             <w:r/>
             <w:r>
               <w:rPr>
@@ -2015,6 +2363,9 @@
             <w:tcW w:type="dxa" w:w="1815"/>
           </w:tcPr>
           <w:p>
+            <w:pPr>
+              <w:keepNext/>
+            </w:pPr>
             <w:r/>
             <w:r>
               <w:rPr>
@@ -2032,6 +2383,9 @@
             <w:tcW w:type="dxa" w:w="1815"/>
           </w:tcPr>
           <w:p>
+            <w:pPr>
+              <w:keepNext/>
+            </w:pPr>
             <w:r/>
             <w:r>
               <w:rPr>
@@ -2057,6 +2411,9 @@
             <w:tcW w:type="dxa" w:w="1815"/>
           </w:tcPr>
           <w:p>
+            <w:pPr>
+              <w:keepNext/>
+            </w:pPr>
             <w:r/>
             <w:r>
               <w:rPr>
@@ -2078,6 +2435,9 @@
             <w:tcW w:type="dxa" w:w="1815"/>
           </w:tcPr>
           <w:p>
+            <w:pPr>
+              <w:keepNext/>
+            </w:pPr>
             <w:r/>
             <w:r>
               <w:rPr>
@@ -2092,11 +2452,17 @@
         </w:tc>
       </w:tr>
       <w:tr>
+        <w:trPr>
+          <w:cantSplit/>
+        </w:trPr>
         <w:tc>
           <w:tcPr>
             <w:tcW w:type="dxa" w:w="1815"/>
           </w:tcPr>
           <w:p>
+            <w:pPr>
+              <w:keepNext/>
+            </w:pPr>
             <w:r/>
             <w:r>
               <w:rPr>
@@ -2116,6 +2482,9 @@
             <w:tcW w:type="dxa" w:w="1815"/>
           </w:tcPr>
           <w:p>
+            <w:pPr>
+              <w:keepNext/>
+            </w:pPr>
             <w:r/>
             <w:r>
               <w:rPr>
@@ -2133,6 +2502,9 @@
             <w:tcW w:type="dxa" w:w="1815"/>
           </w:tcPr>
           <w:p>
+            <w:pPr>
+              <w:keepNext/>
+            </w:pPr>
             <w:r/>
             <w:r>
               <w:rPr>
@@ -2160,6 +2532,9 @@
             <w:tcW w:type="dxa" w:w="1815"/>
           </w:tcPr>
           <w:p>
+            <w:pPr>
+              <w:keepNext/>
+            </w:pPr>
             <w:r/>
             <w:r>
               <w:rPr>
@@ -2183,6 +2558,9 @@
             <w:tcW w:type="dxa" w:w="1815"/>
           </w:tcPr>
           <w:p>
+            <w:pPr>
+              <w:keepNext/>
+            </w:pPr>
             <w:r/>
             <w:r>
               <w:rPr>
@@ -2197,11 +2575,17 @@
         </w:tc>
       </w:tr>
       <w:tr>
+        <w:trPr>
+          <w:cantSplit/>
+        </w:trPr>
         <w:tc>
           <w:tcPr>
             <w:tcW w:type="dxa" w:w="1815"/>
           </w:tcPr>
           <w:p>
+            <w:pPr>
+              <w:keepNext/>
+            </w:pPr>
             <w:r/>
             <w:r>
               <w:rPr>
@@ -2221,6 +2605,9 @@
             <w:tcW w:type="dxa" w:w="1815"/>
           </w:tcPr>
           <w:p>
+            <w:pPr>
+              <w:keepNext/>
+            </w:pPr>
             <w:r/>
             <w:r>
               <w:rPr>
@@ -2238,6 +2625,9 @@
             <w:tcW w:type="dxa" w:w="1815"/>
           </w:tcPr>
           <w:p>
+            <w:pPr>
+              <w:keepNext/>
+            </w:pPr>
             <w:r/>
             <w:r>
               <w:rPr>
@@ -2265,6 +2655,9 @@
             <w:tcW w:type="dxa" w:w="1815"/>
           </w:tcPr>
           <w:p>
+            <w:pPr>
+              <w:keepNext/>
+            </w:pPr>
             <w:r/>
             <w:r>
               <w:rPr>
@@ -2288,6 +2681,9 @@
             <w:tcW w:type="dxa" w:w="1815"/>
           </w:tcPr>
           <w:p>
+            <w:pPr>
+              <w:keepNext/>
+            </w:pPr>
             <w:r/>
             <w:r>
               <w:rPr>
@@ -2302,6 +2698,9 @@
         </w:tc>
       </w:tr>
       <w:tr>
+        <w:trPr>
+          <w:cantSplit/>
+        </w:trPr>
         <w:tc>
           <w:tcPr>
             <w:tcW w:type="dxa" w:w="1815"/>
@@ -2413,6 +2812,9 @@
     </w:tbl>
     <w:p/>
     <w:p>
+      <w:pPr>
+        <w:keepNext/>
+      </w:pPr>
       <w:r>
         <w:rPr>
           <w:rFonts w:ascii="맑은 고딕" w:hAnsi="맑은 고딕"/>
@@ -2423,10 +2825,15 @@
         <w:t>○ 본 배점 소계 (가산점 제외): 약 80.5점 / 100점 추정</w:t>
       </w:r>
     </w:p>
-    <w:p/>
+    <w:p>
+      <w:pPr>
+        <w:keepNext/>
+      </w:pPr>
+    </w:p>
     <w:p>
       <w:pPr>
         <w:pStyle w:val="Heading2"/>
+        <w:keepNext/>
       </w:pPr>
       <w:r>
         <w:rPr>
@@ -2452,6 +2859,9 @@
         <w:gridCol w:w="2269"/>
       </w:tblGrid>
       <w:tr>
+        <w:trPr>
+          <w:cantSplit/>
+        </w:trPr>
         <w:tc>
           <w:tcPr>
             <w:tcW w:type="dxa" w:w="2269"/>
@@ -2542,6 +2952,9 @@
         </w:tc>
       </w:tr>
       <w:tr>
+        <w:trPr>
+          <w:cantSplit/>
+        </w:trPr>
         <w:tc>
           <w:tcPr>
             <w:tcW w:type="dxa" w:w="2269"/>
@@ -2628,6 +3041,9 @@
         </w:tc>
       </w:tr>
       <w:tr>
+        <w:trPr>
+          <w:cantSplit/>
+        </w:trPr>
         <w:tc>
           <w:tcPr>
             <w:tcW w:type="dxa" w:w="2269"/>
@@ -2712,6 +3128,9 @@
         </w:tc>
       </w:tr>
       <w:tr>
+        <w:trPr>
+          <w:cantSplit/>
+        </w:trPr>
         <w:tc>
           <w:tcPr>
             <w:tcW w:type="dxa" w:w="2269"/>
@@ -2830,6 +3249,7 @@
       <w:tr>
         <w:trPr>
           <w:tblHeader w:val="true"/>
+          <w:cantSplit/>
         </w:trPr>
         <w:tc>
           <w:tcPr>
@@ -2890,6 +3310,9 @@
         </w:tc>
       </w:tr>
       <w:tr>
+        <w:trPr>
+          <w:cantSplit/>
+        </w:trPr>
         <w:tc>
           <w:tcPr>
             <w:tcW w:type="dxa" w:w="3025"/>
@@ -2946,6 +3369,9 @@
         </w:tc>
       </w:tr>
       <w:tr>
+        <w:trPr>
+          <w:cantSplit/>
+        </w:trPr>
         <w:tc>
           <w:tcPr>
             <w:tcW w:type="dxa" w:w="3025"/>
@@ -2999,6 +3425,9 @@
         </w:tc>
       </w:tr>
       <w:tr>
+        <w:trPr>
+          <w:cantSplit/>
+        </w:trPr>
         <w:tc>
           <w:tcPr>
             <w:tcW w:type="dxa" w:w="3025"/>
@@ -3052,6 +3481,9 @@
         </w:tc>
       </w:tr>
       <w:tr>
+        <w:trPr>
+          <w:cantSplit/>
+        </w:trPr>
         <w:tc>
           <w:tcPr>
             <w:tcW w:type="dxa" w:w="3025"/>
@@ -3105,6 +3537,9 @@
         </w:tc>
       </w:tr>
       <w:tr>
+        <w:trPr>
+          <w:cantSplit/>
+        </w:trPr>
         <w:tc>
           <w:tcPr>
             <w:tcW w:type="dxa" w:w="3025"/>
@@ -3161,6 +3596,9 @@
         </w:tc>
       </w:tr>
       <w:tr>
+        <w:trPr>
+          <w:cantSplit/>
+        </w:trPr>
         <w:tc>
           <w:tcPr>
             <w:tcW w:type="dxa" w:w="3025"/>
@@ -3214,6 +3652,9 @@
         </w:tc>
       </w:tr>
       <w:tr>
+        <w:trPr>
+          <w:cantSplit/>
+        </w:trPr>
         <w:tc>
           <w:tcPr>
             <w:tcW w:type="dxa" w:w="3025"/>
@@ -3267,6 +3708,9 @@
         </w:tc>
       </w:tr>
       <w:tr>
+        <w:trPr>
+          <w:cantSplit/>
+        </w:trPr>
         <w:tc>
           <w:tcPr>
             <w:tcW w:type="dxa" w:w="3025"/>
@@ -3320,6 +3764,9 @@
         </w:tc>
       </w:tr>
       <w:tr>
+        <w:trPr>
+          <w:cantSplit/>
+        </w:trPr>
         <w:tc>
           <w:tcPr>
             <w:tcW w:type="dxa" w:w="3025"/>
@@ -3376,6 +3823,9 @@
         </w:tc>
       </w:tr>
       <w:tr>
+        <w:trPr>
+          <w:cantSplit/>
+        </w:trPr>
         <w:tc>
           <w:tcPr>
             <w:tcW w:type="dxa" w:w="3025"/>
@@ -3429,6 +3879,9 @@
         </w:tc>
       </w:tr>
       <w:tr>
+        <w:trPr>
+          <w:cantSplit/>
+        </w:trPr>
         <w:tc>
           <w:tcPr>
             <w:tcW w:type="dxa" w:w="3025"/>
@@ -3482,6 +3935,9 @@
         </w:tc>
       </w:tr>
       <w:tr>
+        <w:trPr>
+          <w:cantSplit/>
+        </w:trPr>
         <w:tc>
           <w:tcPr>
             <w:tcW w:type="dxa" w:w="3025"/>
@@ -3538,6 +3994,9 @@
         </w:tc>
       </w:tr>
       <w:tr>
+        <w:trPr>
+          <w:cantSplit/>
+        </w:trPr>
         <w:tc>
           <w:tcPr>
             <w:tcW w:type="dxa" w:w="3025"/>
@@ -3594,6 +4053,9 @@
         </w:tc>
       </w:tr>
       <w:tr>
+        <w:trPr>
+          <w:cantSplit/>
+        </w:trPr>
         <w:tc>
           <w:tcPr>
             <w:tcW w:type="dxa" w:w="3025"/>
@@ -3647,6 +4109,9 @@
         </w:tc>
       </w:tr>
       <w:tr>
+        <w:trPr>
+          <w:cantSplit/>
+        </w:trPr>
         <w:tc>
           <w:tcPr>
             <w:tcW w:type="dxa" w:w="3025"/>
@@ -3700,6 +4165,9 @@
         </w:tc>
       </w:tr>
       <w:tr>
+        <w:trPr>
+          <w:cantSplit/>
+        </w:trPr>
         <w:tc>
           <w:tcPr>
             <w:tcW w:type="dxa" w:w="3025"/>
@@ -3782,6 +4250,7 @@
     <w:p>
       <w:pPr>
         <w:pStyle w:val="Heading1"/>
+        <w:keepNext/>
         <w:pageBreakBefore/>
       </w:pPr>
       <w:r>
@@ -3796,6 +4265,9 @@
       </w:r>
     </w:p>
     <w:p>
+      <w:pPr>
+        <w:keepNext/>
+      </w:pPr>
       <w:r>
         <w:rPr>
           <w:rFonts w:ascii="맑은 고딕" w:hAnsi="맑은 고딕"/>
@@ -3806,7 +4278,11 @@
         <w:t>평가 점수 향상을 위해 Phase B에서 보강이 필요한 항목을 우선순위 순으로 정리한다.</w:t>
       </w:r>
     </w:p>
-    <w:p/>
+    <w:p>
+      <w:pPr>
+        <w:keepNext/>
+      </w:pPr>
+    </w:p>
     <w:tbl>
       <w:tblPr>
         <w:tblStyle w:val="TableGrid"/>
@@ -3820,6 +4296,9 @@
         <w:gridCol w:w="2269"/>
       </w:tblGrid>
       <w:tr>
+        <w:trPr>
+          <w:cantSplit/>
+        </w:trPr>
         <w:tc>
           <w:tcPr>
             <w:tcW w:type="dxa" w:w="2269"/>
@@ -3910,6 +4389,9 @@
         </w:tc>
       </w:tr>
       <w:tr>
+        <w:trPr>
+          <w:cantSplit/>
+        </w:trPr>
         <w:tc>
           <w:tcPr>
             <w:tcW w:type="dxa" w:w="2269"/>
@@ -3996,6 +4478,9 @@
         </w:tc>
       </w:tr>
       <w:tr>
+        <w:trPr>
+          <w:cantSplit/>
+        </w:trPr>
         <w:tc>
           <w:tcPr>
             <w:tcW w:type="dxa" w:w="2269"/>
@@ -4082,6 +4567,9 @@
         </w:tc>
       </w:tr>
       <w:tr>
+        <w:trPr>
+          <w:cantSplit/>
+        </w:trPr>
         <w:tc>
           <w:tcPr>
             <w:tcW w:type="dxa" w:w="2269"/>
@@ -4166,6 +4654,9 @@
         </w:tc>
       </w:tr>
       <w:tr>
+        <w:trPr>
+          <w:cantSplit/>
+        </w:trPr>
         <w:tc>
           <w:tcPr>
             <w:tcW w:type="dxa" w:w="2269"/>
@@ -4250,6 +4741,9 @@
         </w:tc>
       </w:tr>
       <w:tr>
+        <w:trPr>
+          <w:cantSplit/>
+        </w:trPr>
         <w:tc>
           <w:tcPr>
             <w:tcW w:type="dxa" w:w="2269"/>
@@ -4334,6 +4828,9 @@
         </w:tc>
       </w:tr>
       <w:tr>
+        <w:trPr>
+          <w:cantSplit/>
+        </w:trPr>
         <w:tc>
           <w:tcPr>
             <w:tcW w:type="dxa" w:w="2269"/>
@@ -4409,6 +4906,7 @@
     <w:p>
       <w:pPr>
         <w:pStyle w:val="Heading1"/>
+        <w:keepNext/>
         <w:pageBreakBefore/>
       </w:pPr>
       <w:r>
@@ -4434,6 +4932,9 @@
         <w:gridCol w:w="3025"/>
       </w:tblGrid>
       <w:tr>
+        <w:trPr>
+          <w:cantSplit/>
+        </w:trPr>
         <w:tc>
           <w:tcPr>
             <w:tcW w:type="dxa" w:w="3025"/>
@@ -4502,6 +5003,9 @@
         </w:tc>
       </w:tr>
       <w:tr>
+        <w:trPr>
+          <w:cantSplit/>
+        </w:trPr>
         <w:tc>
           <w:tcPr>
             <w:tcW w:type="dxa" w:w="3025"/>
@@ -4566,6 +5070,9 @@
         </w:tc>
       </w:tr>
       <w:tr>
+        <w:trPr>
+          <w:cantSplit/>
+        </w:trPr>
         <w:tc>
           <w:tcPr>
             <w:tcW w:type="dxa" w:w="3025"/>
@@ -4630,6 +5137,9 @@
         </w:tc>
       </w:tr>
       <w:tr>
+        <w:trPr>
+          <w:cantSplit/>
+        </w:trPr>
         <w:tc>
           <w:tcPr>
             <w:tcW w:type="dxa" w:w="3025"/>
@@ -4694,6 +5204,9 @@
         </w:tc>
       </w:tr>
       <w:tr>
+        <w:trPr>
+          <w:cantSplit/>
+        </w:trPr>
         <w:tc>
           <w:tcPr>
             <w:tcW w:type="dxa" w:w="3025"/>
@@ -4758,6 +5271,9 @@
         </w:tc>
       </w:tr>
       <w:tr>
+        <w:trPr>
+          <w:cantSplit/>
+        </w:trPr>
         <w:tc>
           <w:tcPr>
             <w:tcW w:type="dxa" w:w="3025"/>
@@ -4822,6 +5338,9 @@
         </w:tc>
       </w:tr>
       <w:tr>
+        <w:trPr>
+          <w:cantSplit/>
+        </w:trPr>
         <w:tc>
           <w:tcPr>
             <w:tcW w:type="dxa" w:w="3025"/>

--- a/docs/government-project/EVAL_MATRIX.docx
+++ b/docs/government-project/EVAL_MATRIX.docx
@@ -37,6 +37,7 @@
     <w:p/>
     <w:p>
       <w:pPr>
+        <w:keepNext/>
         <w:jc w:val="center"/>
       </w:pPr>
       <w:r>
@@ -50,9 +51,14 @@
         <w:t>2026년 KHIDI ICT 기반 외국인환자 사전상담·사후관리 지원 사업</w:t>
       </w:r>
     </w:p>
-    <w:p/>
     <w:p>
       <w:pPr>
+        <w:keepNext/>
+      </w:pPr>
+    </w:p>
+    <w:p>
+      <w:pPr>
+        <w:keepNext/>
         <w:jc w:val="center"/>
       </w:pPr>
       <w:r>
@@ -66,8 +72,16 @@
         <w:t>Evaluation Matrix  |  v1.1  |  2026.08.20</w:t>
       </w:r>
     </w:p>
-    <w:p/>
-    <w:p/>
+    <w:p>
+      <w:pPr>
+        <w:keepNext/>
+      </w:pPr>
+    </w:p>
+    <w:p>
+      <w:pPr>
+        <w:keepNext/>
+      </w:pPr>
+    </w:p>
     <w:tbl>
       <w:tblPr>
         <w:tblStyle w:val="TableGrid"/>
@@ -79,6 +93,9 @@
         <w:gridCol w:w="4537"/>
       </w:tblGrid>
       <w:tr>
+        <w:trPr>
+          <w:cantSplit/>
+        </w:trPr>
         <w:tc>
           <w:tcPr>
             <w:tcW w:type="dxa" w:w="4537"/>
@@ -122,6 +139,9 @@
         </w:tc>
       </w:tr>
       <w:tr>
+        <w:trPr>
+          <w:cantSplit/>
+        </w:trPr>
         <w:tc>
           <w:tcPr>
             <w:tcW w:type="dxa" w:w="4537"/>
@@ -165,6 +185,9 @@
         </w:tc>
       </w:tr>
       <w:tr>
+        <w:trPr>
+          <w:cantSplit/>
+        </w:trPr>
         <w:tc>
           <w:tcPr>
             <w:tcW w:type="dxa" w:w="4537"/>
@@ -208,6 +231,9 @@
         </w:tc>
       </w:tr>
       <w:tr>
+        <w:trPr>
+          <w:cantSplit/>
+        </w:trPr>
         <w:tc>
           <w:tcPr>
             <w:tcW w:type="dxa" w:w="4537"/>
@@ -285,6 +311,9 @@
       </w:r>
     </w:p>
     <w:p>
+      <w:pPr>
+        <w:keepNext/>
+      </w:pPr>
       <w:r>
         <w:rPr>
           <w:rFonts w:ascii="맑은 고딕" w:hAnsi="맑은 고딕"/>
@@ -298,6 +327,7 @@
     <w:p>
       <w:pPr>
         <w:pStyle w:val="Heading1"/>
+        <w:keepNext/>
         <w:pageBreakBefore/>
       </w:pPr>
       <w:r>
@@ -326,6 +356,7 @@
       <w:tr>
         <w:trPr>
           <w:tblHeader w:val="true"/>
+          <w:cantSplit/>
         </w:trPr>
         <w:tc>
           <w:tcPr>
@@ -333,6 +364,9 @@
             <w:shd w:val="clear" w:color="auto" w:fill="00467F"/>
           </w:tcPr>
           <w:p>
+            <w:pPr>
+              <w:keepNext/>
+            </w:pPr>
             <w:r/>
             <w:r>
               <w:rPr>
@@ -352,6 +386,9 @@
             <w:shd w:val="clear" w:color="auto" w:fill="00467F"/>
           </w:tcPr>
           <w:p>
+            <w:pPr>
+              <w:keepNext/>
+            </w:pPr>
             <w:r/>
             <w:r>
               <w:rPr>
@@ -371,6 +408,9 @@
             <w:shd w:val="clear" w:color="auto" w:fill="00467F"/>
           </w:tcPr>
           <w:p>
+            <w:pPr>
+              <w:keepNext/>
+            </w:pPr>
             <w:r/>
             <w:r>
               <w:rPr>
@@ -390,6 +430,9 @@
             <w:shd w:val="clear" w:color="auto" w:fill="00467F"/>
           </w:tcPr>
           <w:p>
+            <w:pPr>
+              <w:keepNext/>
+            </w:pPr>
             <w:r/>
             <w:r>
               <w:rPr>
@@ -405,11 +448,17 @@
         </w:tc>
       </w:tr>
       <w:tr>
+        <w:trPr>
+          <w:cantSplit/>
+        </w:trPr>
         <w:tc>
           <w:tcPr>
             <w:tcW w:type="dxa" w:w="2269"/>
           </w:tcPr>
           <w:p>
+            <w:pPr>
+              <w:keepNext/>
+            </w:pPr>
             <w:r/>
             <w:r>
               <w:rPr>
@@ -429,6 +478,9 @@
             <w:tcW w:type="dxa" w:w="2269"/>
           </w:tcPr>
           <w:p>
+            <w:pPr>
+              <w:keepNext/>
+            </w:pPr>
             <w:r/>
             <w:r>
               <w:rPr>
@@ -448,6 +500,9 @@
             <w:tcW w:type="dxa" w:w="2269"/>
           </w:tcPr>
           <w:p>
+            <w:pPr>
+              <w:keepNext/>
+            </w:pPr>
             <w:r/>
             <w:r>
               <w:rPr>
@@ -465,6 +520,9 @@
             <w:tcW w:type="dxa" w:w="2269"/>
           </w:tcPr>
           <w:p>
+            <w:pPr>
+              <w:keepNext/>
+            </w:pPr>
             <w:r/>
             <w:r>
               <w:rPr>
@@ -479,11 +537,17 @@
         </w:tc>
       </w:tr>
       <w:tr>
+        <w:trPr>
+          <w:cantSplit/>
+        </w:trPr>
         <w:tc>
           <w:tcPr>
             <w:tcW w:type="dxa" w:w="2269"/>
           </w:tcPr>
           <w:p>
+            <w:pPr>
+              <w:keepNext/>
+            </w:pPr>
             <w:r/>
             <w:r>
               <w:rPr>
@@ -500,6 +564,9 @@
             <w:tcW w:type="dxa" w:w="2269"/>
           </w:tcPr>
           <w:p>
+            <w:pPr>
+              <w:keepNext/>
+            </w:pPr>
             <w:r/>
             <w:r>
               <w:rPr>
@@ -519,6 +586,9 @@
             <w:tcW w:type="dxa" w:w="2269"/>
           </w:tcPr>
           <w:p>
+            <w:pPr>
+              <w:keepNext/>
+            </w:pPr>
             <w:r/>
             <w:r>
               <w:rPr>
@@ -536,6 +606,9 @@
             <w:tcW w:type="dxa" w:w="2269"/>
           </w:tcPr>
           <w:p>
+            <w:pPr>
+              <w:keepNext/>
+            </w:pPr>
             <w:r/>
             <w:r>
               <w:rPr>
@@ -550,11 +623,17 @@
         </w:tc>
       </w:tr>
       <w:tr>
+        <w:trPr>
+          <w:cantSplit/>
+        </w:trPr>
         <w:tc>
           <w:tcPr>
             <w:tcW w:type="dxa" w:w="2269"/>
           </w:tcPr>
           <w:p>
+            <w:pPr>
+              <w:keepNext/>
+            </w:pPr>
             <w:r/>
             <w:r>
               <w:rPr>
@@ -571,6 +650,9 @@
             <w:tcW w:type="dxa" w:w="2269"/>
           </w:tcPr>
           <w:p>
+            <w:pPr>
+              <w:keepNext/>
+            </w:pPr>
             <w:r/>
             <w:r>
               <w:rPr>
@@ -590,6 +672,9 @@
             <w:tcW w:type="dxa" w:w="2269"/>
           </w:tcPr>
           <w:p>
+            <w:pPr>
+              <w:keepNext/>
+            </w:pPr>
             <w:r/>
             <w:r>
               <w:rPr>
@@ -607,6 +692,9 @@
             <w:tcW w:type="dxa" w:w="2269"/>
           </w:tcPr>
           <w:p>
+            <w:pPr>
+              <w:keepNext/>
+            </w:pPr>
             <w:r/>
             <w:r>
               <w:rPr>
@@ -621,11 +709,17 @@
         </w:tc>
       </w:tr>
       <w:tr>
+        <w:trPr>
+          <w:cantSplit/>
+        </w:trPr>
         <w:tc>
           <w:tcPr>
             <w:tcW w:type="dxa" w:w="2269"/>
           </w:tcPr>
           <w:p>
+            <w:pPr>
+              <w:keepNext/>
+            </w:pPr>
             <w:r/>
             <w:r>
               <w:rPr>
@@ -645,6 +739,9 @@
             <w:tcW w:type="dxa" w:w="2269"/>
           </w:tcPr>
           <w:p>
+            <w:pPr>
+              <w:keepNext/>
+            </w:pPr>
             <w:r/>
             <w:r>
               <w:rPr>
@@ -664,6 +761,9 @@
             <w:tcW w:type="dxa" w:w="2269"/>
           </w:tcPr>
           <w:p>
+            <w:pPr>
+              <w:keepNext/>
+            </w:pPr>
             <w:r/>
             <w:r>
               <w:rPr>
@@ -681,6 +781,9 @@
             <w:tcW w:type="dxa" w:w="2269"/>
           </w:tcPr>
           <w:p>
+            <w:pPr>
+              <w:keepNext/>
+            </w:pPr>
             <w:r/>
             <w:r>
               <w:rPr>
@@ -695,11 +798,17 @@
         </w:tc>
       </w:tr>
       <w:tr>
+        <w:trPr>
+          <w:cantSplit/>
+        </w:trPr>
         <w:tc>
           <w:tcPr>
             <w:tcW w:type="dxa" w:w="2269"/>
           </w:tcPr>
           <w:p>
+            <w:pPr>
+              <w:keepNext/>
+            </w:pPr>
             <w:r/>
             <w:r>
               <w:rPr>
@@ -716,6 +825,9 @@
             <w:tcW w:type="dxa" w:w="2269"/>
           </w:tcPr>
           <w:p>
+            <w:pPr>
+              <w:keepNext/>
+            </w:pPr>
             <w:r/>
             <w:r>
               <w:rPr>
@@ -735,6 +847,9 @@
             <w:tcW w:type="dxa" w:w="2269"/>
           </w:tcPr>
           <w:p>
+            <w:pPr>
+              <w:keepNext/>
+            </w:pPr>
             <w:r/>
             <w:r>
               <w:rPr>
@@ -752,6 +867,9 @@
             <w:tcW w:type="dxa" w:w="2269"/>
           </w:tcPr>
           <w:p>
+            <w:pPr>
+              <w:keepNext/>
+            </w:pPr>
             <w:r/>
             <w:r>
               <w:rPr>
@@ -766,11 +884,17 @@
         </w:tc>
       </w:tr>
       <w:tr>
+        <w:trPr>
+          <w:cantSplit/>
+        </w:trPr>
         <w:tc>
           <w:tcPr>
             <w:tcW w:type="dxa" w:w="2269"/>
           </w:tcPr>
           <w:p>
+            <w:pPr>
+              <w:keepNext/>
+            </w:pPr>
             <w:r/>
             <w:r>
               <w:rPr>
@@ -787,6 +911,9 @@
             <w:tcW w:type="dxa" w:w="2269"/>
           </w:tcPr>
           <w:p>
+            <w:pPr>
+              <w:keepNext/>
+            </w:pPr>
             <w:r/>
             <w:r>
               <w:rPr>
@@ -806,6 +933,9 @@
             <w:tcW w:type="dxa" w:w="2269"/>
           </w:tcPr>
           <w:p>
+            <w:pPr>
+              <w:keepNext/>
+            </w:pPr>
             <w:r/>
             <w:r>
               <w:rPr>
@@ -823,6 +953,9 @@
             <w:tcW w:type="dxa" w:w="2269"/>
           </w:tcPr>
           <w:p>
+            <w:pPr>
+              <w:keepNext/>
+            </w:pPr>
             <w:r/>
             <w:r>
               <w:rPr>
@@ -837,11 +970,17 @@
         </w:tc>
       </w:tr>
       <w:tr>
+        <w:trPr>
+          <w:cantSplit/>
+        </w:trPr>
         <w:tc>
           <w:tcPr>
             <w:tcW w:type="dxa" w:w="2269"/>
           </w:tcPr>
           <w:p>
+            <w:pPr>
+              <w:keepNext/>
+            </w:pPr>
             <w:r/>
             <w:r>
               <w:rPr>
@@ -861,6 +1000,9 @@
             <w:tcW w:type="dxa" w:w="2269"/>
           </w:tcPr>
           <w:p>
+            <w:pPr>
+              <w:keepNext/>
+            </w:pPr>
             <w:r/>
             <w:r>
               <w:rPr>
@@ -880,6 +1022,9 @@
             <w:tcW w:type="dxa" w:w="2269"/>
           </w:tcPr>
           <w:p>
+            <w:pPr>
+              <w:keepNext/>
+            </w:pPr>
             <w:r/>
             <w:r>
               <w:rPr>
@@ -897,6 +1042,9 @@
             <w:tcW w:type="dxa" w:w="2269"/>
           </w:tcPr>
           <w:p>
+            <w:pPr>
+              <w:keepNext/>
+            </w:pPr>
             <w:r/>
             <w:r>
               <w:rPr>
@@ -911,11 +1059,17 @@
         </w:tc>
       </w:tr>
       <w:tr>
+        <w:trPr>
+          <w:cantSplit/>
+        </w:trPr>
         <w:tc>
           <w:tcPr>
             <w:tcW w:type="dxa" w:w="2269"/>
           </w:tcPr>
           <w:p>
+            <w:pPr>
+              <w:keepNext/>
+            </w:pPr>
             <w:r/>
             <w:r>
               <w:rPr>
@@ -932,6 +1086,9 @@
             <w:tcW w:type="dxa" w:w="2269"/>
           </w:tcPr>
           <w:p>
+            <w:pPr>
+              <w:keepNext/>
+            </w:pPr>
             <w:r/>
             <w:r>
               <w:rPr>
@@ -951,6 +1108,9 @@
             <w:tcW w:type="dxa" w:w="2269"/>
           </w:tcPr>
           <w:p>
+            <w:pPr>
+              <w:keepNext/>
+            </w:pPr>
             <w:r/>
             <w:r>
               <w:rPr>
@@ -968,6 +1128,9 @@
             <w:tcW w:type="dxa" w:w="2269"/>
           </w:tcPr>
           <w:p>
+            <w:pPr>
+              <w:keepNext/>
+            </w:pPr>
             <w:r/>
             <w:r>
               <w:rPr>
@@ -982,11 +1145,17 @@
         </w:tc>
       </w:tr>
       <w:tr>
+        <w:trPr>
+          <w:cantSplit/>
+        </w:trPr>
         <w:tc>
           <w:tcPr>
             <w:tcW w:type="dxa" w:w="2269"/>
           </w:tcPr>
           <w:p>
+            <w:pPr>
+              <w:keepNext/>
+            </w:pPr>
             <w:r/>
             <w:r>
               <w:rPr>
@@ -1006,6 +1175,9 @@
             <w:tcW w:type="dxa" w:w="2269"/>
           </w:tcPr>
           <w:p>
+            <w:pPr>
+              <w:keepNext/>
+            </w:pPr>
             <w:r/>
             <w:r>
               <w:rPr>
@@ -1025,6 +1197,9 @@
             <w:tcW w:type="dxa" w:w="2269"/>
           </w:tcPr>
           <w:p>
+            <w:pPr>
+              <w:keepNext/>
+            </w:pPr>
             <w:r/>
             <w:r>
               <w:rPr>
@@ -1042,6 +1217,9 @@
             <w:tcW w:type="dxa" w:w="2269"/>
           </w:tcPr>
           <w:p>
+            <w:pPr>
+              <w:keepNext/>
+            </w:pPr>
             <w:r/>
             <w:r>
               <w:rPr>
@@ -1056,11 +1234,17 @@
         </w:tc>
       </w:tr>
       <w:tr>
+        <w:trPr>
+          <w:cantSplit/>
+        </w:trPr>
         <w:tc>
           <w:tcPr>
             <w:tcW w:type="dxa" w:w="2269"/>
           </w:tcPr>
           <w:p>
+            <w:pPr>
+              <w:keepNext/>
+            </w:pPr>
             <w:r/>
             <w:r>
               <w:rPr>
@@ -1080,6 +1264,9 @@
             <w:tcW w:type="dxa" w:w="2269"/>
           </w:tcPr>
           <w:p>
+            <w:pPr>
+              <w:keepNext/>
+            </w:pPr>
             <w:r/>
             <w:r>
               <w:rPr>
@@ -1097,6 +1284,9 @@
             <w:tcW w:type="dxa" w:w="2269"/>
           </w:tcPr>
           <w:p>
+            <w:pPr>
+              <w:keepNext/>
+            </w:pPr>
             <w:r/>
             <w:r>
               <w:rPr>
@@ -1114,6 +1304,9 @@
             <w:tcW w:type="dxa" w:w="2269"/>
           </w:tcPr>
           <w:p>
+            <w:pPr>
+              <w:keepNext/>
+            </w:pPr>
             <w:r/>
             <w:r>
               <w:rPr>
@@ -1128,11 +1321,17 @@
         </w:tc>
       </w:tr>
       <w:tr>
+        <w:trPr>
+          <w:cantSplit/>
+        </w:trPr>
         <w:tc>
           <w:tcPr>
             <w:tcW w:type="dxa" w:w="2269"/>
           </w:tcPr>
           <w:p>
+            <w:pPr>
+              <w:keepNext/>
+            </w:pPr>
             <w:r/>
             <w:r>
               <w:rPr>
@@ -1149,6 +1348,9 @@
             <w:tcW w:type="dxa" w:w="2269"/>
           </w:tcPr>
           <w:p>
+            <w:pPr>
+              <w:keepNext/>
+            </w:pPr>
             <w:r/>
             <w:r>
               <w:rPr>
@@ -1166,6 +1368,9 @@
             <w:tcW w:type="dxa" w:w="2269"/>
           </w:tcPr>
           <w:p>
+            <w:pPr>
+              <w:keepNext/>
+            </w:pPr>
             <w:r/>
             <w:r>
               <w:rPr>
@@ -1183,6 +1388,9 @@
             <w:tcW w:type="dxa" w:w="2269"/>
           </w:tcPr>
           <w:p>
+            <w:pPr>
+              <w:keepNext/>
+            </w:pPr>
             <w:r/>
             <w:r>
               <w:rPr>
@@ -1197,11 +1405,17 @@
         </w:tc>
       </w:tr>
       <w:tr>
+        <w:trPr>
+          <w:cantSplit/>
+        </w:trPr>
         <w:tc>
           <w:tcPr>
             <w:tcW w:type="dxa" w:w="2269"/>
           </w:tcPr>
           <w:p>
+            <w:pPr>
+              <w:keepNext/>
+            </w:pPr>
             <w:r/>
             <w:r>
               <w:rPr>
@@ -1218,6 +1432,9 @@
             <w:tcW w:type="dxa" w:w="2269"/>
           </w:tcPr>
           <w:p>
+            <w:pPr>
+              <w:keepNext/>
+            </w:pPr>
             <w:r/>
             <w:r>
               <w:rPr>
@@ -1235,6 +1452,9 @@
             <w:tcW w:type="dxa" w:w="2269"/>
           </w:tcPr>
           <w:p>
+            <w:pPr>
+              <w:keepNext/>
+            </w:pPr>
             <w:r/>
             <w:r>
               <w:rPr>
@@ -1252,6 +1472,9 @@
             <w:tcW w:type="dxa" w:w="2269"/>
           </w:tcPr>
           <w:p>
+            <w:pPr>
+              <w:keepNext/>
+            </w:pPr>
             <w:r/>
             <w:r>
               <w:rPr>
@@ -1266,6 +1489,9 @@
         </w:tc>
       </w:tr>
       <w:tr>
+        <w:trPr>
+          <w:cantSplit/>
+        </w:trPr>
         <w:tc>
           <w:tcPr>
             <w:tcW w:type="dxa" w:w="2269"/>
@@ -1348,6 +1574,7 @@
     <w:p>
       <w:pPr>
         <w:pStyle w:val="Heading1"/>
+        <w:keepNext/>
         <w:pageBreakBefore/>
       </w:pPr>
       <w:r>
@@ -1362,6 +1589,9 @@
       </w:r>
     </w:p>
     <w:p>
+      <w:pPr>
+        <w:keepNext/>
+      </w:pPr>
       <w:r>
         <w:rPr>
           <w:rFonts w:ascii="맑은 고딕" w:hAnsi="맑은 고딕"/>
@@ -1372,7 +1602,11 @@
         <w:t>평가항목별 HEALO 대응 현황, 증빙 산출물, 추정 점수 정리</w:t>
       </w:r>
     </w:p>
-    <w:p/>
+    <w:p>
+      <w:pPr>
+        <w:keepNext/>
+      </w:pPr>
+    </w:p>
     <w:tbl>
       <w:tblPr>
         <w:tblStyle w:val="TableGrid"/>
@@ -1387,12 +1621,18 @@
         <w:gridCol w:w="1815"/>
       </w:tblGrid>
       <w:tr>
+        <w:trPr>
+          <w:cantSplit/>
+        </w:trPr>
         <w:tc>
           <w:tcPr>
             <w:tcW w:type="dxa" w:w="1815"/>
             <w:shd w:val="clear" w:color="auto" w:fill="00467F"/>
           </w:tcPr>
           <w:p>
+            <w:pPr>
+              <w:keepNext/>
+            </w:pPr>
             <w:r/>
             <w:r>
               <w:rPr>
@@ -1412,6 +1652,9 @@
             <w:shd w:val="clear" w:color="auto" w:fill="00467F"/>
           </w:tcPr>
           <w:p>
+            <w:pPr>
+              <w:keepNext/>
+            </w:pPr>
             <w:r/>
             <w:r>
               <w:rPr>
@@ -1431,6 +1674,9 @@
             <w:shd w:val="clear" w:color="auto" w:fill="00467F"/>
           </w:tcPr>
           <w:p>
+            <w:pPr>
+              <w:keepNext/>
+            </w:pPr>
             <w:r/>
             <w:r>
               <w:rPr>
@@ -1450,6 +1696,9 @@
             <w:shd w:val="clear" w:color="auto" w:fill="00467F"/>
           </w:tcPr>
           <w:p>
+            <w:pPr>
+              <w:keepNext/>
+            </w:pPr>
             <w:r/>
             <w:r>
               <w:rPr>
@@ -1469,6 +1718,9 @@
             <w:shd w:val="clear" w:color="auto" w:fill="00467F"/>
           </w:tcPr>
           <w:p>
+            <w:pPr>
+              <w:keepNext/>
+            </w:pPr>
             <w:r/>
             <w:r>
               <w:rPr>
@@ -1484,11 +1736,17 @@
         </w:tc>
       </w:tr>
       <w:tr>
+        <w:trPr>
+          <w:cantSplit/>
+        </w:trPr>
         <w:tc>
           <w:tcPr>
             <w:tcW w:type="dxa" w:w="1815"/>
           </w:tcPr>
           <w:p>
+            <w:pPr>
+              <w:keepNext/>
+            </w:pPr>
             <w:r/>
             <w:r>
               <w:rPr>
@@ -1508,6 +1766,9 @@
             <w:tcW w:type="dxa" w:w="1815"/>
           </w:tcPr>
           <w:p>
+            <w:pPr>
+              <w:keepNext/>
+            </w:pPr>
             <w:r/>
             <w:r>
               <w:rPr>
@@ -1525,6 +1786,9 @@
             <w:tcW w:type="dxa" w:w="1815"/>
           </w:tcPr>
           <w:p>
+            <w:pPr>
+              <w:keepNext/>
+            </w:pPr>
             <w:r/>
             <w:r>
               <w:rPr>
@@ -1552,6 +1816,9 @@
             <w:tcW w:type="dxa" w:w="1815"/>
           </w:tcPr>
           <w:p>
+            <w:pPr>
+              <w:keepNext/>
+            </w:pPr>
             <w:r/>
             <w:r>
               <w:rPr>
@@ -1575,6 +1842,9 @@
             <w:tcW w:type="dxa" w:w="1815"/>
           </w:tcPr>
           <w:p>
+            <w:pPr>
+              <w:keepNext/>
+            </w:pPr>
             <w:r/>
             <w:r>
               <w:rPr>
@@ -1589,11 +1859,17 @@
         </w:tc>
       </w:tr>
       <w:tr>
+        <w:trPr>
+          <w:cantSplit/>
+        </w:trPr>
         <w:tc>
           <w:tcPr>
             <w:tcW w:type="dxa" w:w="1815"/>
           </w:tcPr>
           <w:p>
+            <w:pPr>
+              <w:keepNext/>
+            </w:pPr>
             <w:r/>
             <w:r>
               <w:rPr>
@@ -1613,6 +1889,9 @@
             <w:tcW w:type="dxa" w:w="1815"/>
           </w:tcPr>
           <w:p>
+            <w:pPr>
+              <w:keepNext/>
+            </w:pPr>
             <w:r/>
             <w:r>
               <w:rPr>
@@ -1630,6 +1909,9 @@
             <w:tcW w:type="dxa" w:w="1815"/>
           </w:tcPr>
           <w:p>
+            <w:pPr>
+              <w:keepNext/>
+            </w:pPr>
             <w:r/>
             <w:r>
               <w:rPr>
@@ -1655,6 +1937,9 @@
             <w:tcW w:type="dxa" w:w="1815"/>
           </w:tcPr>
           <w:p>
+            <w:pPr>
+              <w:keepNext/>
+            </w:pPr>
             <w:r/>
             <w:r>
               <w:rPr>
@@ -1678,6 +1963,9 @@
             <w:tcW w:type="dxa" w:w="1815"/>
           </w:tcPr>
           <w:p>
+            <w:pPr>
+              <w:keepNext/>
+            </w:pPr>
             <w:r/>
             <w:r>
               <w:rPr>
@@ -1692,11 +1980,17 @@
         </w:tc>
       </w:tr>
       <w:tr>
+        <w:trPr>
+          <w:cantSplit/>
+        </w:trPr>
         <w:tc>
           <w:tcPr>
             <w:tcW w:type="dxa" w:w="1815"/>
           </w:tcPr>
           <w:p>
+            <w:pPr>
+              <w:keepNext/>
+            </w:pPr>
             <w:r/>
             <w:r>
               <w:rPr>
@@ -1714,6 +2008,9 @@
             <w:tcW w:type="dxa" w:w="1815"/>
           </w:tcPr>
           <w:p>
+            <w:pPr>
+              <w:keepNext/>
+            </w:pPr>
             <w:r/>
             <w:r>
               <w:rPr>
@@ -1731,6 +2028,9 @@
             <w:tcW w:type="dxa" w:w="1815"/>
           </w:tcPr>
           <w:p>
+            <w:pPr>
+              <w:keepNext/>
+            </w:pPr>
             <w:r/>
             <w:r>
               <w:rPr>
@@ -1756,6 +2056,9 @@
             <w:tcW w:type="dxa" w:w="1815"/>
           </w:tcPr>
           <w:p>
+            <w:pPr>
+              <w:keepNext/>
+            </w:pPr>
             <w:r/>
             <w:r>
               <w:rPr>
@@ -1777,6 +2080,9 @@
             <w:tcW w:type="dxa" w:w="1815"/>
           </w:tcPr>
           <w:p>
+            <w:pPr>
+              <w:keepNext/>
+            </w:pPr>
             <w:r/>
             <w:r>
               <w:rPr>
@@ -1791,11 +2097,17 @@
         </w:tc>
       </w:tr>
       <w:tr>
+        <w:trPr>
+          <w:cantSplit/>
+        </w:trPr>
         <w:tc>
           <w:tcPr>
             <w:tcW w:type="dxa" w:w="1815"/>
           </w:tcPr>
           <w:p>
+            <w:pPr>
+              <w:keepNext/>
+            </w:pPr>
             <w:r/>
             <w:r>
               <w:rPr>
@@ -1813,6 +2125,9 @@
             <w:tcW w:type="dxa" w:w="1815"/>
           </w:tcPr>
           <w:p>
+            <w:pPr>
+              <w:keepNext/>
+            </w:pPr>
             <w:r/>
             <w:r>
               <w:rPr>
@@ -1830,6 +2145,9 @@
             <w:tcW w:type="dxa" w:w="1815"/>
           </w:tcPr>
           <w:p>
+            <w:pPr>
+              <w:keepNext/>
+            </w:pPr>
             <w:r/>
             <w:r>
               <w:rPr>
@@ -1855,6 +2173,9 @@
             <w:tcW w:type="dxa" w:w="1815"/>
           </w:tcPr>
           <w:p>
+            <w:pPr>
+              <w:keepNext/>
+            </w:pPr>
             <w:r/>
             <w:r>
               <w:rPr>
@@ -1876,6 +2197,9 @@
             <w:tcW w:type="dxa" w:w="1815"/>
           </w:tcPr>
           <w:p>
+            <w:pPr>
+              <w:keepNext/>
+            </w:pPr>
             <w:r/>
             <w:r>
               <w:rPr>
@@ -1890,11 +2214,17 @@
         </w:tc>
       </w:tr>
       <w:tr>
+        <w:trPr>
+          <w:cantSplit/>
+        </w:trPr>
         <w:tc>
           <w:tcPr>
             <w:tcW w:type="dxa" w:w="1815"/>
           </w:tcPr>
           <w:p>
+            <w:pPr>
+              <w:keepNext/>
+            </w:pPr>
             <w:r/>
             <w:r>
               <w:rPr>
@@ -1914,6 +2244,9 @@
             <w:tcW w:type="dxa" w:w="1815"/>
           </w:tcPr>
           <w:p>
+            <w:pPr>
+              <w:keepNext/>
+            </w:pPr>
             <w:r/>
             <w:r>
               <w:rPr>
@@ -1931,6 +2264,9 @@
             <w:tcW w:type="dxa" w:w="1815"/>
           </w:tcPr>
           <w:p>
+            <w:pPr>
+              <w:keepNext/>
+            </w:pPr>
             <w:r/>
             <w:r>
               <w:rPr>
@@ -1956,6 +2292,9 @@
             <w:tcW w:type="dxa" w:w="1815"/>
           </w:tcPr>
           <w:p>
+            <w:pPr>
+              <w:keepNext/>
+            </w:pPr>
             <w:r/>
             <w:r>
               <w:rPr>
@@ -1977,6 +2316,9 @@
             <w:tcW w:type="dxa" w:w="1815"/>
           </w:tcPr>
           <w:p>
+            <w:pPr>
+              <w:keepNext/>
+            </w:pPr>
             <w:r/>
             <w:r>
               <w:rPr>
@@ -1991,11 +2333,17 @@
         </w:tc>
       </w:tr>
       <w:tr>
+        <w:trPr>
+          <w:cantSplit/>
+        </w:trPr>
         <w:tc>
           <w:tcPr>
             <w:tcW w:type="dxa" w:w="1815"/>
           </w:tcPr>
           <w:p>
+            <w:pPr>
+              <w:keepNext/>
+            </w:pPr>
             <w:r/>
             <w:r>
               <w:rPr>
@@ -2015,6 +2363,9 @@
             <w:tcW w:type="dxa" w:w="1815"/>
           </w:tcPr>
           <w:p>
+            <w:pPr>
+              <w:keepNext/>
+            </w:pPr>
             <w:r/>
             <w:r>
               <w:rPr>
@@ -2032,6 +2383,9 @@
             <w:tcW w:type="dxa" w:w="1815"/>
           </w:tcPr>
           <w:p>
+            <w:pPr>
+              <w:keepNext/>
+            </w:pPr>
             <w:r/>
             <w:r>
               <w:rPr>
@@ -2057,6 +2411,9 @@
             <w:tcW w:type="dxa" w:w="1815"/>
           </w:tcPr>
           <w:p>
+            <w:pPr>
+              <w:keepNext/>
+            </w:pPr>
             <w:r/>
             <w:r>
               <w:rPr>
@@ -2078,6 +2435,9 @@
             <w:tcW w:type="dxa" w:w="1815"/>
           </w:tcPr>
           <w:p>
+            <w:pPr>
+              <w:keepNext/>
+            </w:pPr>
             <w:r/>
             <w:r>
               <w:rPr>
@@ -2092,11 +2452,17 @@
         </w:tc>
       </w:tr>
       <w:tr>
+        <w:trPr>
+          <w:cantSplit/>
+        </w:trPr>
         <w:tc>
           <w:tcPr>
             <w:tcW w:type="dxa" w:w="1815"/>
           </w:tcPr>
           <w:p>
+            <w:pPr>
+              <w:keepNext/>
+            </w:pPr>
             <w:r/>
             <w:r>
               <w:rPr>
@@ -2116,6 +2482,9 @@
             <w:tcW w:type="dxa" w:w="1815"/>
           </w:tcPr>
           <w:p>
+            <w:pPr>
+              <w:keepNext/>
+            </w:pPr>
             <w:r/>
             <w:r>
               <w:rPr>
@@ -2133,6 +2502,9 @@
             <w:tcW w:type="dxa" w:w="1815"/>
           </w:tcPr>
           <w:p>
+            <w:pPr>
+              <w:keepNext/>
+            </w:pPr>
             <w:r/>
             <w:r>
               <w:rPr>
@@ -2160,6 +2532,9 @@
             <w:tcW w:type="dxa" w:w="1815"/>
           </w:tcPr>
           <w:p>
+            <w:pPr>
+              <w:keepNext/>
+            </w:pPr>
             <w:r/>
             <w:r>
               <w:rPr>
@@ -2183,6 +2558,9 @@
             <w:tcW w:type="dxa" w:w="1815"/>
           </w:tcPr>
           <w:p>
+            <w:pPr>
+              <w:keepNext/>
+            </w:pPr>
             <w:r/>
             <w:r>
               <w:rPr>
@@ -2197,11 +2575,17 @@
         </w:tc>
       </w:tr>
       <w:tr>
+        <w:trPr>
+          <w:cantSplit/>
+        </w:trPr>
         <w:tc>
           <w:tcPr>
             <w:tcW w:type="dxa" w:w="1815"/>
           </w:tcPr>
           <w:p>
+            <w:pPr>
+              <w:keepNext/>
+            </w:pPr>
             <w:r/>
             <w:r>
               <w:rPr>
@@ -2221,6 +2605,9 @@
             <w:tcW w:type="dxa" w:w="1815"/>
           </w:tcPr>
           <w:p>
+            <w:pPr>
+              <w:keepNext/>
+            </w:pPr>
             <w:r/>
             <w:r>
               <w:rPr>
@@ -2238,6 +2625,9 @@
             <w:tcW w:type="dxa" w:w="1815"/>
           </w:tcPr>
           <w:p>
+            <w:pPr>
+              <w:keepNext/>
+            </w:pPr>
             <w:r/>
             <w:r>
               <w:rPr>
@@ -2265,6 +2655,9 @@
             <w:tcW w:type="dxa" w:w="1815"/>
           </w:tcPr>
           <w:p>
+            <w:pPr>
+              <w:keepNext/>
+            </w:pPr>
             <w:r/>
             <w:r>
               <w:rPr>
@@ -2288,6 +2681,9 @@
             <w:tcW w:type="dxa" w:w="1815"/>
           </w:tcPr>
           <w:p>
+            <w:pPr>
+              <w:keepNext/>
+            </w:pPr>
             <w:r/>
             <w:r>
               <w:rPr>
@@ -2302,6 +2698,9 @@
         </w:tc>
       </w:tr>
       <w:tr>
+        <w:trPr>
+          <w:cantSplit/>
+        </w:trPr>
         <w:tc>
           <w:tcPr>
             <w:tcW w:type="dxa" w:w="1815"/>
@@ -2413,6 +2812,9 @@
     </w:tbl>
     <w:p/>
     <w:p>
+      <w:pPr>
+        <w:keepNext/>
+      </w:pPr>
       <w:r>
         <w:rPr>
           <w:rFonts w:ascii="맑은 고딕" w:hAnsi="맑은 고딕"/>
@@ -2423,10 +2825,15 @@
         <w:t>○ 본 배점 소계 (가산점 제외): 약 80.5점 / 100점 추정</w:t>
       </w:r>
     </w:p>
-    <w:p/>
+    <w:p>
+      <w:pPr>
+        <w:keepNext/>
+      </w:pPr>
+    </w:p>
     <w:p>
       <w:pPr>
         <w:pStyle w:val="Heading2"/>
+        <w:keepNext/>
       </w:pPr>
       <w:r>
         <w:rPr>
@@ -2452,6 +2859,9 @@
         <w:gridCol w:w="2269"/>
       </w:tblGrid>
       <w:tr>
+        <w:trPr>
+          <w:cantSplit/>
+        </w:trPr>
         <w:tc>
           <w:tcPr>
             <w:tcW w:type="dxa" w:w="2269"/>
@@ -2542,6 +2952,9 @@
         </w:tc>
       </w:tr>
       <w:tr>
+        <w:trPr>
+          <w:cantSplit/>
+        </w:trPr>
         <w:tc>
           <w:tcPr>
             <w:tcW w:type="dxa" w:w="2269"/>
@@ -2628,6 +3041,9 @@
         </w:tc>
       </w:tr>
       <w:tr>
+        <w:trPr>
+          <w:cantSplit/>
+        </w:trPr>
         <w:tc>
           <w:tcPr>
             <w:tcW w:type="dxa" w:w="2269"/>
@@ -2712,6 +3128,9 @@
         </w:tc>
       </w:tr>
       <w:tr>
+        <w:trPr>
+          <w:cantSplit/>
+        </w:trPr>
         <w:tc>
           <w:tcPr>
             <w:tcW w:type="dxa" w:w="2269"/>
@@ -2830,6 +3249,7 @@
       <w:tr>
         <w:trPr>
           <w:tblHeader w:val="true"/>
+          <w:cantSplit/>
         </w:trPr>
         <w:tc>
           <w:tcPr>
@@ -2890,6 +3310,9 @@
         </w:tc>
       </w:tr>
       <w:tr>
+        <w:trPr>
+          <w:cantSplit/>
+        </w:trPr>
         <w:tc>
           <w:tcPr>
             <w:tcW w:type="dxa" w:w="3025"/>
@@ -2946,6 +3369,9 @@
         </w:tc>
       </w:tr>
       <w:tr>
+        <w:trPr>
+          <w:cantSplit/>
+        </w:trPr>
         <w:tc>
           <w:tcPr>
             <w:tcW w:type="dxa" w:w="3025"/>
@@ -2999,6 +3425,9 @@
         </w:tc>
       </w:tr>
       <w:tr>
+        <w:trPr>
+          <w:cantSplit/>
+        </w:trPr>
         <w:tc>
           <w:tcPr>
             <w:tcW w:type="dxa" w:w="3025"/>
@@ -3052,6 +3481,9 @@
         </w:tc>
       </w:tr>
       <w:tr>
+        <w:trPr>
+          <w:cantSplit/>
+        </w:trPr>
         <w:tc>
           <w:tcPr>
             <w:tcW w:type="dxa" w:w="3025"/>
@@ -3105,6 +3537,9 @@
         </w:tc>
       </w:tr>
       <w:tr>
+        <w:trPr>
+          <w:cantSplit/>
+        </w:trPr>
         <w:tc>
           <w:tcPr>
             <w:tcW w:type="dxa" w:w="3025"/>
@@ -3161,6 +3596,9 @@
         </w:tc>
       </w:tr>
       <w:tr>
+        <w:trPr>
+          <w:cantSplit/>
+        </w:trPr>
         <w:tc>
           <w:tcPr>
             <w:tcW w:type="dxa" w:w="3025"/>
@@ -3214,6 +3652,9 @@
         </w:tc>
       </w:tr>
       <w:tr>
+        <w:trPr>
+          <w:cantSplit/>
+        </w:trPr>
         <w:tc>
           <w:tcPr>
             <w:tcW w:type="dxa" w:w="3025"/>
@@ -3267,6 +3708,9 @@
         </w:tc>
       </w:tr>
       <w:tr>
+        <w:trPr>
+          <w:cantSplit/>
+        </w:trPr>
         <w:tc>
           <w:tcPr>
             <w:tcW w:type="dxa" w:w="3025"/>
@@ -3320,6 +3764,9 @@
         </w:tc>
       </w:tr>
       <w:tr>
+        <w:trPr>
+          <w:cantSplit/>
+        </w:trPr>
         <w:tc>
           <w:tcPr>
             <w:tcW w:type="dxa" w:w="3025"/>
@@ -3376,6 +3823,9 @@
         </w:tc>
       </w:tr>
       <w:tr>
+        <w:trPr>
+          <w:cantSplit/>
+        </w:trPr>
         <w:tc>
           <w:tcPr>
             <w:tcW w:type="dxa" w:w="3025"/>
@@ -3429,6 +3879,9 @@
         </w:tc>
       </w:tr>
       <w:tr>
+        <w:trPr>
+          <w:cantSplit/>
+        </w:trPr>
         <w:tc>
           <w:tcPr>
             <w:tcW w:type="dxa" w:w="3025"/>
@@ -3482,6 +3935,9 @@
         </w:tc>
       </w:tr>
       <w:tr>
+        <w:trPr>
+          <w:cantSplit/>
+        </w:trPr>
         <w:tc>
           <w:tcPr>
             <w:tcW w:type="dxa" w:w="3025"/>
@@ -3538,6 +3994,9 @@
         </w:tc>
       </w:tr>
       <w:tr>
+        <w:trPr>
+          <w:cantSplit/>
+        </w:trPr>
         <w:tc>
           <w:tcPr>
             <w:tcW w:type="dxa" w:w="3025"/>
@@ -3594,6 +4053,9 @@
         </w:tc>
       </w:tr>
       <w:tr>
+        <w:trPr>
+          <w:cantSplit/>
+        </w:trPr>
         <w:tc>
           <w:tcPr>
             <w:tcW w:type="dxa" w:w="3025"/>
@@ -3647,6 +4109,9 @@
         </w:tc>
       </w:tr>
       <w:tr>
+        <w:trPr>
+          <w:cantSplit/>
+        </w:trPr>
         <w:tc>
           <w:tcPr>
             <w:tcW w:type="dxa" w:w="3025"/>
@@ -3700,6 +4165,9 @@
         </w:tc>
       </w:tr>
       <w:tr>
+        <w:trPr>
+          <w:cantSplit/>
+        </w:trPr>
         <w:tc>
           <w:tcPr>
             <w:tcW w:type="dxa" w:w="3025"/>
@@ -3782,6 +4250,7 @@
     <w:p>
       <w:pPr>
         <w:pStyle w:val="Heading1"/>
+        <w:keepNext/>
         <w:pageBreakBefore/>
       </w:pPr>
       <w:r>
@@ -3796,6 +4265,9 @@
       </w:r>
     </w:p>
     <w:p>
+      <w:pPr>
+        <w:keepNext/>
+      </w:pPr>
       <w:r>
         <w:rPr>
           <w:rFonts w:ascii="맑은 고딕" w:hAnsi="맑은 고딕"/>
@@ -3806,7 +4278,11 @@
         <w:t>평가 점수 향상을 위해 Phase B에서 보강이 필요한 항목을 우선순위 순으로 정리한다.</w:t>
       </w:r>
     </w:p>
-    <w:p/>
+    <w:p>
+      <w:pPr>
+        <w:keepNext/>
+      </w:pPr>
+    </w:p>
     <w:tbl>
       <w:tblPr>
         <w:tblStyle w:val="TableGrid"/>
@@ -3820,6 +4296,9 @@
         <w:gridCol w:w="2269"/>
       </w:tblGrid>
       <w:tr>
+        <w:trPr>
+          <w:cantSplit/>
+        </w:trPr>
         <w:tc>
           <w:tcPr>
             <w:tcW w:type="dxa" w:w="2269"/>
@@ -3910,6 +4389,9 @@
         </w:tc>
       </w:tr>
       <w:tr>
+        <w:trPr>
+          <w:cantSplit/>
+        </w:trPr>
         <w:tc>
           <w:tcPr>
             <w:tcW w:type="dxa" w:w="2269"/>
@@ -3996,6 +4478,9 @@
         </w:tc>
       </w:tr>
       <w:tr>
+        <w:trPr>
+          <w:cantSplit/>
+        </w:trPr>
         <w:tc>
           <w:tcPr>
             <w:tcW w:type="dxa" w:w="2269"/>
@@ -4082,6 +4567,9 @@
         </w:tc>
       </w:tr>
       <w:tr>
+        <w:trPr>
+          <w:cantSplit/>
+        </w:trPr>
         <w:tc>
           <w:tcPr>
             <w:tcW w:type="dxa" w:w="2269"/>
@@ -4166,6 +4654,9 @@
         </w:tc>
       </w:tr>
       <w:tr>
+        <w:trPr>
+          <w:cantSplit/>
+        </w:trPr>
         <w:tc>
           <w:tcPr>
             <w:tcW w:type="dxa" w:w="2269"/>
@@ -4250,6 +4741,9 @@
         </w:tc>
       </w:tr>
       <w:tr>
+        <w:trPr>
+          <w:cantSplit/>
+        </w:trPr>
         <w:tc>
           <w:tcPr>
             <w:tcW w:type="dxa" w:w="2269"/>
@@ -4334,6 +4828,9 @@
         </w:tc>
       </w:tr>
       <w:tr>
+        <w:trPr>
+          <w:cantSplit/>
+        </w:trPr>
         <w:tc>
           <w:tcPr>
             <w:tcW w:type="dxa" w:w="2269"/>
@@ -4409,6 +4906,7 @@
     <w:p>
       <w:pPr>
         <w:pStyle w:val="Heading1"/>
+        <w:keepNext/>
         <w:pageBreakBefore/>
       </w:pPr>
       <w:r>
@@ -4434,6 +4932,9 @@
         <w:gridCol w:w="3025"/>
       </w:tblGrid>
       <w:tr>
+        <w:trPr>
+          <w:cantSplit/>
+        </w:trPr>
         <w:tc>
           <w:tcPr>
             <w:tcW w:type="dxa" w:w="3025"/>
@@ -4502,6 +5003,9 @@
         </w:tc>
       </w:tr>
       <w:tr>
+        <w:trPr>
+          <w:cantSplit/>
+        </w:trPr>
         <w:tc>
           <w:tcPr>
             <w:tcW w:type="dxa" w:w="3025"/>
@@ -4566,6 +5070,9 @@
         </w:tc>
       </w:tr>
       <w:tr>
+        <w:trPr>
+          <w:cantSplit/>
+        </w:trPr>
         <w:tc>
           <w:tcPr>
             <w:tcW w:type="dxa" w:w="3025"/>
@@ -4630,6 +5137,9 @@
         </w:tc>
       </w:tr>
       <w:tr>
+        <w:trPr>
+          <w:cantSplit/>
+        </w:trPr>
         <w:tc>
           <w:tcPr>
             <w:tcW w:type="dxa" w:w="3025"/>
@@ -4694,6 +5204,9 @@
         </w:tc>
       </w:tr>
       <w:tr>
+        <w:trPr>
+          <w:cantSplit/>
+        </w:trPr>
         <w:tc>
           <w:tcPr>
             <w:tcW w:type="dxa" w:w="3025"/>
@@ -4758,6 +5271,9 @@
         </w:tc>
       </w:tr>
       <w:tr>
+        <w:trPr>
+          <w:cantSplit/>
+        </w:trPr>
         <w:tc>
           <w:tcPr>
             <w:tcW w:type="dxa" w:w="3025"/>
@@ -4822,6 +5338,9 @@
         </w:tc>
       </w:tr>
       <w:tr>
+        <w:trPr>
+          <w:cantSplit/>
+        </w:trPr>
         <w:tc>
           <w:tcPr>
             <w:tcW w:type="dxa" w:w="3025"/>
@@ -4877,6 +5396,16 @@
         </w:tc>
       </w:tr>
     </w:tbl>
+    <w:p>
+      <w:pPr>
+        <w:spacing w:before="0" w:after="0" w:line="20" w:lineRule="exact"/>
+      </w:pPr>
+      <w:r>
+        <w:rPr>
+          <w:sz w:val="2"/>
+        </w:rPr>
+      </w:r>
+    </w:p>
     <w:sectPr>
       <w:headerReference w:type="default" r:id="rId9"/>
       <w:footerReference w:type="default" r:id="rId10"/>

--- a/docs/government-project/EVAL_MATRIX.docx
+++ b/docs/government-project/EVAL_MATRIX.docx
@@ -5042,7 +5042,7 @@
                 <w:sz w:val="18"/>
                 <w:rFonts w:eastAsia="맑은 고딕"/>
               </w:rPr>
-              <w:t>면력한방병원·신촌면력한방병원의 "외국인환자 유치의료기관 평가인증" 취득 여부 실제 확인</w:t>
+              <w:t>면력한방병원·신촌면력한방병원의 「외국인환자 유치의료기관 평가인증」 취득 여부 실제 확인</w:t>
               <w:br/>
               <w:t>(등록과 인증은 별개: 인증은 KHIDI 평가 필요)</w:t>
             </w:r>
@@ -5176,7 +5176,7 @@
                 <w:sz w:val="18"/>
                 <w:rFonts w:eastAsia="맑은 고딕"/>
               </w:rPr>
-              <w:t>알마티·아스타나 에이전시 "접촉 중" → "계약 체결"로 전환</w:t>
+              <w:t>알마티·아스타나 에이전시 「접촉 중」 → 「계약 체결」로 전환</w:t>
               <w:br/>
               <w:t>계약서 또는 LOI 확보</w:t>
             </w:r>
@@ -5371,7 +5371,7 @@
                 <w:sz w:val="18"/>
                 <w:rFonts w:eastAsia="맑은 고딕"/>
               </w:rPr>
-              <w:t>"사전상담" 서비스가 의료법상 원격진료로 해석될 리스크 재확인</w:t>
+              <w:t>「사전상담」 서비스가 의료법상 원격진료로 해석될 리스크 재확인</w:t>
               <w:br/>
               <w:t>법무법인 의견서 취득 권고</w:t>
             </w:r>

--- a/docs/government-project/EVAL_MATRIX.docx
+++ b/docs/government-project/EVAL_MATRIX.docx
@@ -3216,7 +3216,7 @@
           <w:sz w:val="20"/>
           <w:rFonts w:eastAsia="맑은 고딕"/>
         </w:rPr>
-        <w:t>○ 가산점 추정: 2점 (유치사업자 확정) + 3점 (유치의료기관 인증 여부 확인 필요) = 2~5점</w:t>
+        <w:t>○ 가산점: 유치사업자 등록 2점 확정. 유치의료기관 «등록»은 2개 기관 완료이며, 가산점 3점의 기준인 «평가인증»은 등록과 별개 절차로 취득 시 최대 5점 (현재 2점 확정)</w:t>
       </w:r>
     </w:p>
     <w:p>

--- a/docs/government-project/EVAL_MATRIX.docx
+++ b/docs/government-project/EVAL_MATRIX.docx
@@ -16,7 +16,7 @@
           <w:sz w:val="36"/>
           <w:rFonts w:eastAsia="맑은 고딕"/>
         </w:rPr>
-        <w:t>HEALO 플랫폼</w:t>
+        <w:t>healwith 플랫폼</w:t>
       </w:r>
     </w:p>
     <w:p>
@@ -69,7 +69,7 @@
           <w:sz w:val="20"/>
           <w:rFonts w:eastAsia="맑은 고딕"/>
         </w:rPr>
-        <w:t>Evaluation Matrix  |  v1.1  |  2026.08.20</w:t>
+        <w:t>Evaluation Matrix  |  v1.2  |  2026.09.06</w:t>
       </w:r>
     </w:p>
     <w:p>
@@ -133,7 +133,7 @@
                 <w:sz w:val="20"/>
                 <w:rFonts w:eastAsia="맑은 고딕"/>
               </w:rPr>
-              <w:t>HEALO-EVAL-2026-001</w:t>
+              <w:t>healwith-EVAL-2026-001</w:t>
             </w:r>
           </w:p>
         </w:tc>
@@ -225,7 +225,7 @@
                 <w:sz w:val="20"/>
                 <w:rFonts w:eastAsia="맑은 고딕"/>
               </w:rPr>
-              <w:t>2026년 8월 20일</w:t>
+              <w:t>2026년 9월 6일</w:t>
             </w:r>
           </w:p>
         </w:tc>
@@ -295,7 +295,7 @@
           <w:sz w:val="20"/>
           <w:rFonts w:eastAsia="맑은 고딕"/>
         </w:rPr>
-        <w:t>본 문서는 2026년 KHIDI 「ICT 기반 외국인환자 사전상담·사후관리 지원 사업」 공고문 붙임1 (p.9)에 명시된 평가기준에 대하여, HEALO 플랫폼의 대응 현황·증빙 산출물·추정 점수를 표 형태로 정리한 것이다. 사업 심사 준비, 자체 점검, Phase B 보강 우선순위 결정에 활용한다.</w:t>
+        <w:t>본 문서는 2026년 KHIDI 「ICT 기반 외국인환자 사전상담·사후관리 지원 사업」 공고문 붙임1 (p.9)에 명시된 평가기준에 대하여, healwith 플랫폼의 대응 현황·증빙 산출물·추정 점수를 표 형태로 정리한 것이다. 사업 심사 준비, 자체 점검, Phase B 보강 우선순위 결정에 활용한다.</w:t>
       </w:r>
     </w:p>
     <w:p/>
@@ -1585,7 +1585,7 @@
           <w:sz w:val="28"/>
           <w:rFonts w:eastAsia="맑은 고딕"/>
         </w:rPr>
-        <w:t>3. HEALO 평가 매트릭스</w:t>
+        <w:t>3. healwith 평가 매트릭스</w:t>
       </w:r>
     </w:p>
     <w:p>
@@ -1599,7 +1599,7 @@
           <w:sz w:val="20"/>
           <w:rFonts w:eastAsia="맑은 고딕"/>
         </w:rPr>
-        <w:t>평가항목별 HEALO 대응 현황, 증빙 산출물, 추정 점수 정리</w:t>
+        <w:t>평가항목별 healwith 대응 현황, 증빙 산출물, 추정 점수 정리</w:t>
       </w:r>
     </w:p>
     <w:p>
@@ -1686,7 +1686,7 @@
                 <w:sz w:val="18"/>
                 <w:rFonts w:eastAsia="맑은 고딕"/>
               </w:rPr>
-              <w:t>HEALO 대응</w:t>
+              <w:t>healwith 대응</w:t>
             </w:r>
           </w:p>
         </w:tc>
@@ -1952,7 +1952,7 @@
               <w:br/>
               <w:t>• 본 문서 02_기능명세서</w:t>
               <w:br/>
-              <w:t>• HEALO 플랫폼 MVP 스크린샷</w:t>
+              <w:t>• healwith 플랫폼 MVP 스크린샷</w:t>
               <w:br/>
               <w:t>• 시스템 아키텍처 구성도</w:t>
             </w:r>
@@ -2545,7 +2545,7 @@
               </w:rPr>
               <w:t>• 02_기능명세서 (FN-AUTH~FN-SEC)</w:t>
               <w:br/>
-              <w:t>• HEALO 플랫폼 MVP 시연</w:t>
+              <w:t>• healwith 플랫폼 MVP 시연</w:t>
               <w:br/>
               <w:t>• 특허등록증 2건</w:t>
               <w:br/>
@@ -2672,7 +2672,7 @@
               <w:br/>
               <w:t>• 대학병원 협진 MOU 서류</w:t>
               <w:br/>
-              <w:t>• HEALO MVP 플랫폼 배포 URL</w:t>
+              <w:t>• healwith MVP 플랫폼 배포 URL</w:t>
             </w:r>
           </w:p>
         </w:tc>
@@ -2752,7 +2752,7 @@
               </w:rPr>
               <w:t>• 목표 도전성: KHIDI 최소 목표 대비 상향 (유치 120%, 상담 150%, 만족도 112.5%)</w:t>
               <w:br/>
-              <w:t>• ICT 전문성: HEALO MVP 개발·운영, AI 학습 시스템 PoC 완료</w:t>
+              <w:t>• ICT 전문성: healwith MVP 개발·운영, AI 학습 시스템 PoC 완료</w:t>
               <w:br/>
               <w:t>• 특허 2건, 연구개발전담부서 인정서</w:t>
               <w:br/>
@@ -2783,7 +2783,7 @@
               <w:br/>
               <w:t>• 연구개발전담부서 인정서</w:t>
               <w:br/>
-              <w:t>• HEALO Survey 환자 DB 현황</w:t>
+              <w:t>• healwith Survey 환자 DB 현황</w:t>
               <w:br/>
               <w:t>• SNS 채널 운영 실적</w:t>
               <w:br/>
@@ -2924,7 +2924,7 @@
                 <w:sz w:val="18"/>
                 <w:rFonts w:eastAsia="맑은 고딕"/>
               </w:rPr>
-              <w:t>HEALO 대응</w:t>
+              <w:t>healwith 대응</w:t>
             </w:r>
           </w:p>
         </w:tc>
